--- a/docs/seminar_3/seminar_3.docx
+++ b/docs/seminar_3/seminar_3.docx
@@ -9,125 +9,6 @@
       </w:pPr>
       <w:r>
         <w:t xml:space="preserve">Семинар 3. Формирование требований при разработке ПО</w:t>
-      </w:r>
-    </w:p>
-    <w:p>
-      <w:pPr>
-        <w:pStyle w:val="FirstParagraph"/>
-      </w:pPr>
-      <w:r>
-        <w:rPr>
-          <w:b/>
-          <w:bCs/>
-        </w:rPr>
-        <w:t xml:space="preserve">Тема:</w:t>
-      </w:r>
-      <w:r>
-        <w:t xml:space="preserve"> </w:t>
-      </w:r>
-      <w:r>
-        <w:t xml:space="preserve">Выявление требований, контекст системы, моделирование процессов и каталог данных предметной области.</w:t>
-      </w:r>
-      <w:r>
-        <w:br/>
-      </w:r>
-      <w:r>
-        <w:rPr>
-          <w:b/>
-          <w:bCs/>
-        </w:rPr>
-        <w:t xml:space="preserve">Дисциплина:</w:t>
-      </w:r>
-      <w:r>
-        <w:t xml:space="preserve"> </w:t>
-      </w:r>
-      <w:r>
-        <w:t xml:space="preserve">«Программная инженерия» (профиль «Инженерия данных», 3 курс, 5-й семестр)</w:t>
-      </w:r>
-      <w:r>
-        <w:br/>
-      </w:r>
-      <w:r>
-        <w:rPr>
-          <w:b/>
-          <w:bCs/>
-        </w:rPr>
-        <w:t xml:space="preserve">Преподаватель:</w:t>
-      </w:r>
-      <w:r>
-        <w:t xml:space="preserve"> </w:t>
-      </w:r>
-      <w:r>
-        <w:t xml:space="preserve">Хасанов И. И.</w:t>
-      </w:r>
-      <w:r>
-        <w:br/>
-      </w:r>
-      <w:r>
-        <w:rPr>
-          <w:b/>
-          <w:bCs/>
-        </w:rPr>
-        <w:t xml:space="preserve">Команда:</w:t>
-      </w:r>
-      <w:r>
-        <w:t xml:space="preserve"> </w:t>
-      </w:r>
-      <w:r>
-        <w:t xml:space="preserve">«Шпингалеты» (</w:t>
-      </w:r>
-      <w:r>
-        <w:rPr>
-          <w:i/>
-          <w:iCs/>
-        </w:rPr>
-        <w:t xml:space="preserve">Shpingalets</w:t>
-      </w:r>
-      <w:r>
-        <w:t xml:space="preserve">)</w:t>
-      </w:r>
-      <w:r>
-        <w:br/>
-      </w:r>
-      <w:r>
-        <w:rPr>
-          <w:b/>
-          <w:bCs/>
-        </w:rPr>
-        <w:t xml:space="preserve">Проект:</w:t>
-      </w:r>
-      <w:r>
-        <w:t xml:space="preserve"> </w:t>
-      </w:r>
-      <w:r>
-        <w:rPr>
-          <w:b/>
-          <w:bCs/>
-        </w:rPr>
-        <w:t xml:space="preserve">EcoGrid Flow</w:t>
-      </w:r>
-      <w:r>
-        <w:t xml:space="preserve"> </w:t>
-      </w:r>
-      <w:r>
-        <w:t xml:space="preserve">— On-Premise B2B-сервис оптимизации и пространственной маршрутизации (</w:t>
-      </w:r>
-      <w:r>
-        <w:rPr>
-          <w:i/>
-          <w:iCs/>
-        </w:rPr>
-        <w:t xml:space="preserve">Geo-Arbitrage</w:t>
-      </w:r>
-      <w:r>
-        <w:t xml:space="preserve">) ресурсоемких вычислений.</w:t>
-      </w:r>
-    </w:p>
-    <w:p>
-      <w:r>
-        <w:pict>
-          <v:rect style="width:0;height:1.5pt" o:hralign="center" o:hrstd="t" o:hr="t"/>
-        </w:pict>
       </w:r>
     </w:p>
     <w:bookmarkStart w:id="9" w:name="цель-работы"/>

--- a/docs/seminar_3/seminar_3.docx
+++ b/docs/seminar_3/seminar_3.docx
@@ -2,7 +2,7 @@
 <file path=word/document.xml><?xml version="1.0" encoding="utf-8"?>
 <w:document xmlns:w="http://schemas.openxmlformats.org/wordprocessingml/2006/main" xmlns:m="http://schemas.openxmlformats.org/officeDocument/2006/math" xmlns:r="http://schemas.openxmlformats.org/officeDocument/2006/relationships" xmlns:o="urn:schemas-microsoft-com:office:office" xmlns:v="urn:schemas-microsoft-com:vml" xmlns:w10="urn:schemas-microsoft-com:office:word" xmlns:a="http://schemas.openxmlformats.org/drawingml/2006/main" xmlns:pic="http://schemas.openxmlformats.org/drawingml/2006/picture" xmlns:wp="http://schemas.openxmlformats.org/drawingml/2006/wordprocessingDrawing">
   <w:body>
-    <w:bookmarkStart w:id="46" w:name="X076fc5a419ec0c914228f84cb843254d4a3b7f2"/>
+    <w:bookmarkStart w:id="96" w:name="X51f8c8de0db1615d28df3b040218752abd37cf0"/>
     <w:p>
       <w:pPr>
         <w:pStyle w:val="Heading1"/>
@@ -11,7 +11,7 @@
         <w:t xml:space="preserve">Семинар 3. Формирование требований при разработке ПО</w:t>
       </w:r>
     </w:p>
-    <w:bookmarkStart w:id="9" w:name="цель-работы"/>
+    <w:bookmarkStart w:id="59" w:name="dart-цель-работы"/>
     <w:p>
       <w:pPr>
         <w:pStyle w:val="Heading2"/>
@@ -106,8 +106,8 @@
         </w:pict>
       </w:r>
     </w:p>
-    <w:bookmarkEnd w:id="9"/>
-    <w:bookmarkStart w:id="10" w:name="содержание-артефактов-семинара"/>
+    <w:bookmarkEnd w:id="59"/>
+    <w:bookmarkStart w:id="60" w:name="clipboard-содержание-артефактов-семинара"/>
     <w:p>
       <w:pPr>
         <w:pStyle w:val="Heading2"/>
@@ -242,8 +242,8 @@
         </w:pict>
       </w:r>
     </w:p>
-    <w:bookmarkEnd w:id="10"/>
-    <w:bookmarkStart w:id="16" w:name="карта-стейкхолдеров-и-их-цели"/>
+    <w:bookmarkEnd w:id="60"/>
+    <w:bookmarkStart w:id="66" w:name="Xcadcc07d0b5b406fc3e3c9fa736ff3d992e2b96"/>
     <w:p>
       <w:pPr>
         <w:pStyle w:val="Heading2"/>
@@ -260,7 +260,7 @@
         <w:t xml:space="preserve">В проекте выделены внутренние пользователи компании-клиента (инженерный и управленческий контур), внешние регулирующие роли, а также академический стейкхолдер дисциплины.</w:t>
       </w:r>
     </w:p>
-    <w:bookmarkStart w:id="11" w:name="X937e1f7ec19ebaab03a284e3fd023ad1c987fd6"/>
+    <w:bookmarkStart w:id="61" w:name="Xdc1c72ab115031ed4e5477bf408ed73ef9d6685"/>
     <w:p>
       <w:pPr>
         <w:pStyle w:val="Heading3"/>
@@ -268,6 +268,14 @@
       <w:r>
         <w:t xml:space="preserve">1.1. Матрица заинтересованных сторон (Роли, интересы, влияние)</w:t>
       </w:r>
+    </w:p>
+    <w:p>
+      <w:pPr>
+        <w:sectPr>
+          <w:pgSz w:w="12240" w:h="15840"/>
+          <w:pgMar w:top="1440" w:right="1440" w:bottom="1440" w:left="1440" w:header="720" w:footer="720" w:gutter="0"/>
+        </w:sectPr>
+      </w:pPr>
     </w:p>
     <w:tbl>
       <w:tblPr>
@@ -275,166 +283,106 @@
         <w:tblW w:type="pct" w:w="5000"/>
         <w:tblLayout w:type="fixed"/>
         <w:tblLook w:firstRow="1" w:lastRow="0" w:firstColumn="0" w:lastColumn="0" w:noHBand="0" w:noVBand="0" w:val="0020"/>
-        <w:tblBorders>
-          <w:top w:val="single" w:sz="4" w:space="0" w:color="D0D7DE"/>
-          <w:left w:val="single" w:sz="4" w:space="0" w:color="D0D7DE"/>
-          <w:bottom w:val="single" w:sz="4" w:space="0" w:color="D0D7DE"/>
-          <w:right w:val="single" w:sz="4" w:space="0" w:color="D0D7DE"/>
-          <w:insideH w:val="single" w:sz="4" w:space="0" w:color="D0D7DE"/>
-          <w:insideV w:val="single" w:sz="4" w:space="0" w:color="D0D7DE"/>
-        </w:tblBorders>
-        <w:tblCellMar>
-          <w:top w:w="120" w:type="dxa"/>
-          <w:bottom w:w="120" w:type="dxa"/>
-          <w:left w:w="160" w:type="dxa"/>
-          <w:right w:w="160" w:type="dxa"/>
-        </w:tblCellMar>
       </w:tblPr>
       <w:tblGrid>
-        <w:gridCol w:w="1056"/>
-        <w:gridCol w:w="1056"/>
-        <w:gridCol w:w="1056"/>
-        <w:gridCol w:w="1320"/>
-        <w:gridCol w:w="1320"/>
-        <w:gridCol w:w="1056"/>
-        <w:gridCol w:w="1056"/>
+        <w:gridCol w:w="1122"/>
+        <w:gridCol w:w="1060"/>
+        <w:gridCol w:w="1552"/>
+        <w:gridCol w:w="509"/>
+        <w:gridCol w:w="678"/>
+        <w:gridCol w:w="1531"/>
+        <w:gridCol w:w="1464"/>
       </w:tblGrid>
       <w:tr>
         <w:trPr>
           <w:tblHeader w:val="on"/>
-          <w:cantSplit/>
         </w:trPr>
         <w:tc>
-          <w:tcPr>
-            <w:shd w:val="clear" w:color="auto" w:fill="F2F4F8"/>
-          </w:tcPr>
-          <w:p>
-            <w:pPr>
-              <w:pStyle w:val="Compact"/>
-              <w:jc w:val="left"/>
-            </w:pPr>
-            <w:r>
-              <w:rPr>
-                <w:b/>
-                <w:color w:val="24292F"/>
-              </w:rPr>
+          <w:tcPr/>
+          <w:p>
+            <w:pPr>
+              <w:pStyle w:val="Compact"/>
+              <w:jc w:val="left"/>
+            </w:pPr>
+            <w:r>
               <w:t xml:space="preserve">Роль / Стейкхолдер</w:t>
             </w:r>
           </w:p>
         </w:tc>
         <w:tc>
-          <w:tcPr>
-            <w:shd w:val="clear" w:color="auto" w:fill="F2F4F8"/>
-          </w:tcPr>
-          <w:p>
-            <w:pPr>
-              <w:pStyle w:val="Compact"/>
-              <w:jc w:val="left"/>
-            </w:pPr>
-            <w:r>
-              <w:rPr>
-                <w:b/>
-                <w:color w:val="24292F"/>
-              </w:rPr>
+          <w:tcPr/>
+          <w:p>
+            <w:pPr>
+              <w:pStyle w:val="Compact"/>
+              <w:jc w:val="left"/>
+            </w:pPr>
+            <w:r>
               <w:t xml:space="preserve">Категория</w:t>
             </w:r>
           </w:p>
         </w:tc>
         <w:tc>
-          <w:tcPr>
-            <w:shd w:val="clear" w:color="auto" w:fill="F2F4F8"/>
-          </w:tcPr>
-          <w:p>
-            <w:pPr>
-              <w:pStyle w:val="Compact"/>
-              <w:jc w:val="left"/>
-            </w:pPr>
-            <w:r>
-              <w:rPr>
-                <w:b/>
-                <w:color w:val="24292F"/>
-              </w:rPr>
+          <w:tcPr/>
+          <w:p>
+            <w:pPr>
+              <w:pStyle w:val="Compact"/>
+              <w:jc w:val="left"/>
+            </w:pPr>
+            <w:r>
               <w:t xml:space="preserve">Основные интересы и боли</w:t>
             </w:r>
           </w:p>
         </w:tc>
         <w:tc>
-          <w:tcPr>
-            <w:shd w:val="clear" w:color="auto" w:fill="F2F4F8"/>
-          </w:tcPr>
+          <w:tcPr/>
           <w:p>
             <w:pPr>
               <w:pStyle w:val="Compact"/>
               <w:jc w:val="center"/>
             </w:pPr>
             <w:r>
-              <w:rPr>
-                <w:b/>
-                <w:color w:val="24292F"/>
-              </w:rPr>
               <w:t xml:space="preserve">Влияние на проект (Power)</w:t>
             </w:r>
           </w:p>
         </w:tc>
         <w:tc>
-          <w:tcPr>
-            <w:shd w:val="clear" w:color="auto" w:fill="F2F4F8"/>
-          </w:tcPr>
+          <w:tcPr/>
           <w:p>
             <w:pPr>
               <w:pStyle w:val="Compact"/>
               <w:jc w:val="center"/>
             </w:pPr>
             <w:r>
-              <w:rPr>
-                <w:b/>
-                <w:color w:val="24292F"/>
-              </w:rPr>
               <w:t xml:space="preserve">Интерес к результату (Interest)</w:t>
             </w:r>
           </w:p>
         </w:tc>
         <w:tc>
-          <w:tcPr>
-            <w:shd w:val="clear" w:color="auto" w:fill="F2F4F8"/>
-          </w:tcPr>
-          <w:p>
-            <w:pPr>
-              <w:pStyle w:val="Compact"/>
-              <w:jc w:val="left"/>
-            </w:pPr>
-            <w:r>
-              <w:rPr>
-                <w:b/>
-                <w:color w:val="24292F"/>
-              </w:rPr>
+          <w:tcPr/>
+          <w:p>
+            <w:pPr>
+              <w:pStyle w:val="Compact"/>
+              <w:jc w:val="left"/>
+            </w:pPr>
+            <w:r>
               <w:t xml:space="preserve">Ожидания от EcoGrid Flow</w:t>
             </w:r>
           </w:p>
         </w:tc>
         <w:tc>
-          <w:tcPr>
-            <w:shd w:val="clear" w:color="auto" w:fill="F2F4F8"/>
-          </w:tcPr>
-          <w:p>
-            <w:pPr>
-              <w:pStyle w:val="Compact"/>
-              <w:jc w:val="left"/>
-            </w:pPr>
-            <w:r>
-              <w:rPr>
-                <w:b/>
-                <w:color w:val="24292F"/>
-              </w:rPr>
+          <w:tcPr/>
+          <w:p>
+            <w:pPr>
+              <w:pStyle w:val="Compact"/>
+              <w:jc w:val="left"/>
+            </w:pPr>
+            <w:r>
               <w:t xml:space="preserve">Критерии успеха (Success Metrics)</w:t>
             </w:r>
           </w:p>
         </w:tc>
       </w:tr>
       <w:tr>
-        <w:trPr>
-          <w:cantSplit/>
-        </w:trPr>
         <w:tc>
           <w:tcPr/>
           <w:p>
@@ -520,6 +468,8 @@
             <w:r>
               <w:rPr>
                 <w:rStyle w:val="VerbatimChar"/>
+                <w:sz w:val="17"/>
+                <w:szCs w:val="17"/>
               </w:rPr>
               <w:t xml:space="preserve">/recommendations</w:t>
             </w:r>
@@ -542,9 +492,6 @@
         </w:tc>
       </w:tr>
       <w:tr>
-        <w:trPr>
-          <w:cantSplit/>
-        </w:trPr>
         <w:tc>
           <w:tcPr/>
           <w:p>
@@ -637,15 +584,12 @@
               <w:jc w:val="left"/>
             </w:pPr>
             <w:r>
-              <w:t xml:space="preserve">Подтвержденное снижение OPEX на вычисления на 30–75%; детальный финансовый аудит.</w:t>
+              <w:t xml:space="preserve">Экономия на электроэнергии, подтвержденная бэктестом на реальных ценах (семинар 5, цель GOAL-2); детальный финансовый аудит.</w:t>
             </w:r>
           </w:p>
         </w:tc>
       </w:tr>
       <w:tr>
-        <w:trPr>
-          <w:cantSplit/>
-        </w:trPr>
         <w:tc>
           <w:tcPr/>
           <w:p>
@@ -744,9 +688,6 @@
         </w:tc>
       </w:tr>
       <w:tr>
-        <w:trPr>
-          <w:cantSplit/>
-        </w:trPr>
         <w:tc>
           <w:tcPr/>
           <w:p>
@@ -845,9 +786,6 @@
         </w:tc>
       </w:tr>
       <w:tr>
-        <w:trPr>
-          <w:cantSplit/>
-        </w:trPr>
         <w:tc>
           <w:tcPr/>
           <w:p>
@@ -946,9 +884,6 @@
         </w:tc>
       </w:tr>
       <w:tr>
-        <w:trPr>
-          <w:cantSplit/>
-        </w:trPr>
         <w:tc>
           <w:tcPr/>
           <w:p>
@@ -1041,15 +976,12 @@
               <w:jc w:val="left"/>
             </w:pPr>
             <w:r>
-              <w:t xml:space="preserve">Снижение затрат на обучение моделей на 40–60%; наглядный симулятор в Web UI.</w:t>
+              <w:t xml:space="preserve">Оценка стоимости обучения в каждом доступном ЦОД до запуска; наглядный симулятор в Web UI.</w:t>
             </w:r>
           </w:p>
         </w:tc>
       </w:tr>
       <w:tr>
-        <w:trPr>
-          <w:cantSplit/>
-        </w:trPr>
         <w:tc>
           <w:tcPr/>
           <w:p>
@@ -1148,9 +1080,6 @@
         </w:tc>
       </w:tr>
       <w:tr>
-        <w:trPr>
-          <w:cantSplit/>
-        </w:trPr>
         <w:tc>
           <w:tcPr/>
           <w:p>
@@ -1249,9 +1178,6 @@
         </w:tc>
       </w:tr>
       <w:tr>
-        <w:trPr>
-          <w:cantSplit/>
-        </w:trPr>
         <w:tc>
           <w:tcPr/>
           <w:p>
@@ -1350,9 +1276,6 @@
         </w:tc>
       </w:tr>
       <w:tr>
-        <w:trPr>
-          <w:cantSplit/>
-        </w:trPr>
         <w:tc>
           <w:tcPr/>
           <w:p>
@@ -1451,6 +1374,14 @@
         </w:tc>
       </w:tr>
     </w:tbl>
+    <w:p>
+      <w:pPr>
+        <w:sectPr>
+          <w:pgSz w:w="15840" w:h="12240" w:orient="landscape"/>
+          <w:pgMar w:top="1440" w:right="1440" w:bottom="1440" w:left="1440" w:header="720" w:footer="720" w:gutter="0"/>
+        </w:sectPr>
+      </w:pPr>
+    </w:p>
     <w:p>
       <w:r>
         <w:pict>
@@ -1458,8 +1389,8 @@
         </w:pict>
       </w:r>
     </w:p>
-    <w:bookmarkEnd w:id="11"/>
-    <w:bookmarkStart w:id="15" w:name="карта-стейкхолдеров-power-interest-grid"/>
+    <w:bookmarkEnd w:id="61"/>
+    <w:bookmarkStart w:id="65" w:name="X203467ac13fdc7eab0795d55bd3f19c31e1f9de"/>
     <w:p>
       <w:pPr>
         <w:pStyle w:val="Heading3"/>
@@ -1475,20 +1406,20 @@
       <w:r>
         <w:drawing>
           <wp:inline>
-            <wp:extent cx="5334000" cy="5334000"/>
+            <wp:extent cx="5334000" cy="4150178"/>
             <wp:effectExtent b="0" l="0" r="0" t="0"/>
-            <wp:docPr descr="Рисунок 1. Процесс AS-IS («Как есть») — Моделирование текущего состояния" title="" id="13" name="Picture"/>
+            <wp:docPr descr="Рисунок 1. Карта стейкхолдеров (Power / Interest Grid)" title="" id="63" name="Picture"/>
             <a:graphic>
               <a:graphicData uri="http://schemas.openxmlformats.org/drawingml/2006/picture">
                 <pic:pic>
                   <pic:nvPicPr>
-                    <pic:cNvPr descr="/Users/bogdanleonov/.gemini/antigravity-ide/brain/afda694d-daf5-4b47-b0fb-40820f2ae45e/scratch/sem3_diag_1.png" id="14" name="Picture"/>
+                    <pic:cNvPr descr="media/figure_1.png" id="64" name="Picture"/>
                     <pic:cNvPicPr>
                       <a:picLocks noChangeArrowheads="1" noChangeAspect="1"/>
                     </pic:cNvPicPr>
                   </pic:nvPicPr>
                   <pic:blipFill>
-                    <a:blip r:embed="rId12"/>
+                    <a:blip r:embed="rId62"/>
                     <a:stretch>
                       <a:fillRect/>
                     </a:stretch>
@@ -1496,7 +1427,7 @@
                   <pic:spPr bwMode="auto">
                     <a:xfrm>
                       <a:off x="0" y="0"/>
-                      <a:ext cx="5334000" cy="5334000"/>
+                      <a:ext cx="5334000" cy="4150178"/>
                     </a:xfrm>
                     <a:prstGeom prst="rect">
                       <a:avLst/>
@@ -1520,19 +1451,7 @@
         <w:pStyle w:val="ImageCaption"/>
       </w:pPr>
       <w:r>
-        <w:t xml:space="preserve">Рисунок 1. Процесс AS-IS («Как есть») — Моделирование текущего состояния</w:t>
-      </w:r>
-    </w:p>
-    <w:p>
-      <w:pPr>
-        <w:pStyle w:val="BodyText"/>
-      </w:pPr>
-      <w:r>
-        <w:rPr>
-          <w:i/>
-          <w:iCs/>
-        </w:rPr>
-        <w:t xml:space="preserve">Рисунок 1. Процесс AS-IS («Как есть») — Моделирование текущего состояния</w:t>
+        <w:t xml:space="preserve">Рисунок 1. Карта стейкхолдеров (Power / Interest Grid)</w:t>
       </w:r>
     </w:p>
     <w:p>
@@ -1542,9 +1461,9 @@
         </w:pict>
       </w:r>
     </w:p>
-    <w:bookmarkEnd w:id="15"/>
-    <w:bookmarkEnd w:id="16"/>
-    <w:bookmarkStart w:id="21" w:name="предметная-область-и-глоссарий"/>
+    <w:bookmarkEnd w:id="65"/>
+    <w:bookmarkEnd w:id="66"/>
+    <w:bookmarkStart w:id="71" w:name="X50dbfd4a8675c141f9891959bf8d7e4a49e0bc9"/>
     <w:p>
       <w:pPr>
         <w:pStyle w:val="Heading2"/>
@@ -1577,7 +1496,7 @@
         <w:t xml:space="preserve">находится на стыке оптовых рынков электроэнергии, физики охлаждения дата-центров и диспетчеризации пакетных вычислений.</w:t>
       </w:r>
     </w:p>
-    <w:bookmarkStart w:id="17" w:name="рынок-электроэнергии-energy-market"/>
+    <w:bookmarkStart w:id="67" w:name="X9d10ab9c32ecc841872b514946757c5fdbf59c6"/>
     <w:p>
       <w:pPr>
         <w:pStyle w:val="Heading3"/>
@@ -1751,8 +1670,8 @@
         <w:t xml:space="preserve">) с открытыми API котировок и структуры генерации.</w:t>
       </w:r>
     </w:p>
-    <w:bookmarkEnd w:id="17"/>
-    <w:bookmarkStart w:id="18" w:name="X7f209dd57450701bc756be107d5f980ead83d1c"/>
+    <w:bookmarkEnd w:id="67"/>
+    <w:bookmarkStart w:id="68" w:name="X547e89ef34ebcf9757680adce6b90db4a45e000"/>
     <w:p>
       <w:pPr>
         <w:pStyle w:val="Heading3"/>
@@ -1891,7 +1810,22 @@
         <w:t xml:space="preserve"> </w:t>
       </w:r>
       <w:r>
-        <w:t xml:space="preserve">При низкой уличной температуре (T ≤ 15°C) серверы охлаждаются забортным воздухом. PUE минимален (≈ 1.12 – 1.18).</w:t>
+        <w:t xml:space="preserve">При уличной температуре T ≤ 15°C серверы охлаждаются забортным воздухом. PUE равен базовому значению площадки</w:t>
+      </w:r>
+      <w:r>
+        <w:t xml:space="preserve"> </w:t>
+      </w:r>
+      <w:r>
+        <w:rPr>
+          <w:rStyle w:val="VerbatimChar"/>
+        </w:rPr>
+        <w:t xml:space="preserve">base_pue</w:t>
+      </w:r>
+      <w:r>
+        <w:t xml:space="preserve"> </w:t>
+      </w:r>
+      <w:r>
+        <w:t xml:space="preserve">(≈ 1.12 – 1.18).</w:t>
       </w:r>
     </w:p>
     <w:p>
@@ -1913,11 +1847,53 @@
         <w:t xml:space="preserve"> </w:t>
       </w:r>
       <w:r>
-        <w:t xml:space="preserve">При жаре (T ≥ 25°C) включаются энергоемкие холодильные компрессоры, повышая PUE до 1.40 – 1.55 (+35% к счету за электричество).</w:t>
-      </w:r>
-    </w:p>
-    <w:bookmarkEnd w:id="18"/>
-    <w:bookmarkStart w:id="19" w:name="Xa1ab99bcbdca92aef21a85cb51da76930186e80"/>
+        <w:t xml:space="preserve">При T &gt; 15°C растет доля работы холодильных компрессоров, и PUE увеличивается на 0.015 за каждый градус:</w:t>
+      </w:r>
+      <w:r>
+        <w:t xml:space="preserve"> </w:t>
+      </w:r>
+      <w:r>
+        <w:rPr>
+          <w:rStyle w:val="VerbatimChar"/>
+        </w:rPr>
+        <w:t xml:space="preserve">PUE(T) = base_pue + 0.015 × (T − 15)</w:t>
+      </w:r>
+      <w:r>
+        <w:t xml:space="preserve"> </w:t>
+      </w:r>
+      <w:r>
+        <w:t xml:space="preserve">(модель</w:t>
+      </w:r>
+      <w:r>
+        <w:t xml:space="preserve"> </w:t>
+      </w:r>
+      <w:r>
+        <w:rPr>
+          <w:rStyle w:val="VerbatimChar"/>
+        </w:rPr>
+        <w:t xml:space="preserve">FR-ENG-01</w:t>
+      </w:r>
+      <w:r>
+        <w:t xml:space="preserve">, семинар 4). Например, при</w:t>
+      </w:r>
+      <w:r>
+        <w:t xml:space="preserve"> </w:t>
+      </w:r>
+      <w:r>
+        <w:rPr>
+          <w:rStyle w:val="VerbatimChar"/>
+        </w:rPr>
+        <w:t xml:space="preserve">base_pue</w:t>
+      </w:r>
+      <w:r>
+        <w:t xml:space="preserve"> </w:t>
+      </w:r>
+      <w:r>
+        <w:t xml:space="preserve">= 1.15 и T = 30°C PUE ≈ 1.38, то есть площадка потребляет примерно на 20% больше энергии, чем при фрикулинге.</w:t>
+      </w:r>
+    </w:p>
+    <w:bookmarkEnd w:id="68"/>
+    <w:bookmarkStart w:id="69" w:name="X5da0bc5da0d3b4a98143a7fa3a1299859e66706"/>
     <w:p>
       <w:pPr>
         <w:pStyle w:val="Heading3"/>
@@ -2030,8 +2006,8 @@
         <w:t xml:space="preserve">для минимизации совокупных расходов на электроэнергию и охлаждение.</w:t>
       </w:r>
     </w:p>
-    <w:bookmarkEnd w:id="19"/>
-    <w:bookmarkStart w:id="20" w:name="X1a29e18429c6ae4c4fef43683dd59b5e5570524"/>
+    <w:bookmarkEnd w:id="69"/>
+    <w:bookmarkStart w:id="70" w:name="X984f14405d223c29a2410693e91dd2ff2bae761"/>
     <w:p>
       <w:pPr>
         <w:pStyle w:val="Heading3"/>
@@ -2069,9 +2045,9 @@
         </w:pict>
       </w:r>
     </w:p>
-    <w:bookmarkEnd w:id="20"/>
-    <w:bookmarkEnd w:id="21"/>
-    <w:bookmarkStart w:id="34" w:name="Xc37382924cc657026b672b0aa555002e2425106"/>
+    <w:bookmarkEnd w:id="70"/>
+    <w:bookmarkEnd w:id="71"/>
+    <w:bookmarkStart w:id="84" w:name="X4e10494ced32d33a13a5d7e255c59d919c21d43"/>
     <w:p>
       <w:pPr>
         <w:pStyle w:val="Heading2"/>
@@ -2108,7 +2084,7 @@
         </w:pict>
       </w:r>
     </w:p>
-    <w:bookmarkStart w:id="27" w:name="процесс-as-is-как-есть"/>
+    <w:bookmarkStart w:id="77" w:name="X69febe85e7330828beaff19ec9a45010320853e"/>
     <w:p>
       <w:pPr>
         <w:pStyle w:val="Heading3"/>
@@ -2117,7 +2093,7 @@
         <w:t xml:space="preserve">3.1. Процесс AS-IS («Как есть»)</w:t>
       </w:r>
     </w:p>
-    <w:bookmarkStart w:id="25" w:name="описание-текущего-состояния"/>
+    <w:bookmarkStart w:id="75" w:name="описание-текущего-состояния"/>
     <w:p>
       <w:pPr>
         <w:pStyle w:val="Heading4"/>
@@ -2217,20 +2193,20 @@
       <w:r>
         <w:drawing>
           <wp:inline>
-            <wp:extent cx="5334000" cy="1395132"/>
+            <wp:extent cx="5334000" cy="1469571"/>
             <wp:effectExtent b="0" l="0" r="0" t="0"/>
-            <wp:docPr descr="Рисунок 2. Процесс TO-BE («Как будет») — Оптимизация пакетных вычислительных задач" title="" id="23" name="Picture"/>
+            <wp:docPr descr="Рисунок 2. Процесс AS-IS («Как есть»): диаграмма последовательности" title="" id="73" name="Picture"/>
             <a:graphic>
               <a:graphicData uri="http://schemas.openxmlformats.org/drawingml/2006/picture">
                 <pic:pic>
                   <pic:nvPicPr>
-                    <pic:cNvPr descr="/Users/bogdanleonov/.gemini/antigravity-ide/brain/afda694d-daf5-4b47-b0fb-40820f2ae45e/scratch/sem3_diag_2.png" id="24" name="Picture"/>
+                    <pic:cNvPr descr="media/figure_2.png" id="74" name="Picture"/>
                     <pic:cNvPicPr>
                       <a:picLocks noChangeArrowheads="1" noChangeAspect="1"/>
                     </pic:cNvPicPr>
                   </pic:nvPicPr>
                   <pic:blipFill>
-                    <a:blip r:embed="rId22"/>
+                    <a:blip r:embed="rId72"/>
                     <a:stretch>
                       <a:fillRect/>
                     </a:stretch>
@@ -2238,7 +2214,7 @@
                   <pic:spPr bwMode="auto">
                     <a:xfrm>
                       <a:off x="0" y="0"/>
-                      <a:ext cx="5334000" cy="1395132"/>
+                      <a:ext cx="5334000" cy="1469571"/>
                     </a:xfrm>
                     <a:prstGeom prst="rect">
                       <a:avLst/>
@@ -2262,23 +2238,11 @@
         <w:pStyle w:val="ImageCaption"/>
       </w:pPr>
       <w:r>
-        <w:t xml:space="preserve">Рисунок 2. Процесс TO-BE («Как будет») — Оптимизация пакетных вычислительных задач</w:t>
-      </w:r>
-    </w:p>
-    <w:p>
-      <w:pPr>
-        <w:pStyle w:val="BodyText"/>
-      </w:pPr>
-      <w:r>
-        <w:rPr>
-          <w:i/>
-          <w:iCs/>
-        </w:rPr>
-        <w:t xml:space="preserve">Рисунок 2. Процесс TO-BE («Как будет») — Оптимизация пакетных вычислительных задач</w:t>
-      </w:r>
-    </w:p>
-    <w:bookmarkEnd w:id="25"/>
-    <w:bookmarkStart w:id="26" w:name="X4c3b5438a59b823f60cd801414012da3c22a80a"/>
+        <w:t xml:space="preserve">Рисунок 2. Процесс AS-IS («Как есть»): диаграмма последовательности</w:t>
+      </w:r>
+    </w:p>
+    <w:bookmarkEnd w:id="75"/>
+    <w:bookmarkStart w:id="76" w:name="X4c3b5438a59b823f60cd801414012da3c22a80a"/>
     <w:p>
       <w:pPr>
         <w:pStyle w:val="Heading4"/>
@@ -2382,9 +2346,9 @@
         </w:pict>
       </w:r>
     </w:p>
-    <w:bookmarkEnd w:id="26"/>
-    <w:bookmarkEnd w:id="27"/>
-    <w:bookmarkStart w:id="32" w:name="Xb4920b7514a2608d728e2f6d1be2b83c28943a4"/>
+    <w:bookmarkEnd w:id="76"/>
+    <w:bookmarkEnd w:id="77"/>
+    <w:bookmarkStart w:id="82" w:name="X5bfdde106fa9f1e8d05caa54223f25e4c2a6b58"/>
     <w:p>
       <w:pPr>
         <w:pStyle w:val="Heading3"/>
@@ -2393,7 +2357,7 @@
         <w:t xml:space="preserve">3.2. Процесс TO-BE («Как будет» после внедрения EcoGrid Flow)</w:t>
       </w:r>
     </w:p>
-    <w:bookmarkStart w:id="31" w:name="описание-целевого-состояния"/>
+    <w:bookmarkStart w:id="81" w:name="описание-целевого-состояния"/>
     <w:p>
       <w:pPr>
         <w:pStyle w:val="Heading4"/>
@@ -2449,6 +2413,16 @@
       <w:r>
         <w:t xml:space="preserve">Сервис возвращает рекомендацию: запустить задачу в 23:00 в ЦОД Хельсинки (цена 24 €/МВт⋅ч, Free Cooling PUE = 1.15, прогнозируемая экономия 62%).</w:t>
       </w:r>
+      <w:r>
+        <w:t xml:space="preserve"> </w:t>
+      </w:r>
+      <w:r>
+        <w:rPr>
+          <w:i/>
+          <w:iCs/>
+        </w:rPr>
+        <w:t xml:space="preserve">Цифры в сценарии условные и приведены для иллюстрации.</w:t>
+      </w:r>
     </w:p>
     <w:p>
       <w:pPr>
@@ -2493,20 +2467,20 @@
       <w:r>
         <w:drawing>
           <wp:inline>
-            <wp:extent cx="5334000" cy="2286000"/>
+            <wp:extent cx="5334000" cy="2251982"/>
             <wp:effectExtent b="0" l="0" r="0" t="0"/>
-            <wp:docPr descr="Рисунок 3. Детальная диаграмма последовательности (Sequence Diagram) процесса TO-BE" title="" id="29" name="Picture"/>
+            <wp:docPr descr="Рисунок 3. Процесс TO-BE («Как будет» после внедрения EcoGrid Flow): диаграмма последовательности" title="" id="79" name="Picture"/>
             <a:graphic>
               <a:graphicData uri="http://schemas.openxmlformats.org/drawingml/2006/picture">
                 <pic:pic>
                   <pic:nvPicPr>
-                    <pic:cNvPr descr="/Users/bogdanleonov/.gemini/antigravity-ide/brain/afda694d-daf5-4b47-b0fb-40820f2ae45e/scratch/sem3_diag_3.png" id="30" name="Picture"/>
+                    <pic:cNvPr descr="media/figure_3.png" id="80" name="Picture"/>
                     <pic:cNvPicPr>
                       <a:picLocks noChangeArrowheads="1" noChangeAspect="1"/>
                     </pic:cNvPicPr>
                   </pic:nvPicPr>
                   <pic:blipFill>
-                    <a:blip r:embed="rId28"/>
+                    <a:blip r:embed="rId78"/>
                     <a:stretch>
                       <a:fillRect/>
                     </a:stretch>
@@ -2514,7 +2488,7 @@
                   <pic:spPr bwMode="auto">
                     <a:xfrm>
                       <a:off x="0" y="0"/>
-                      <a:ext cx="5334000" cy="2286000"/>
+                      <a:ext cx="5334000" cy="2251982"/>
                     </a:xfrm>
                     <a:prstGeom prst="rect">
                       <a:avLst/>
@@ -2538,19 +2512,7 @@
         <w:pStyle w:val="ImageCaption"/>
       </w:pPr>
       <w:r>
-        <w:t xml:space="preserve">Рисунок 3. Детальная диаграмма последовательности (Sequence Diagram) процесса TO-BE</w:t>
-      </w:r>
-    </w:p>
-    <w:p>
-      <w:pPr>
-        <w:pStyle w:val="BodyText"/>
-      </w:pPr>
-      <w:r>
-        <w:rPr>
-          <w:i/>
-          <w:iCs/>
-        </w:rPr>
-        <w:t xml:space="preserve">Рисунок 3. Детальная диаграмма последовательности (Sequence Diagram) процесса TO-BE</w:t>
+        <w:t xml:space="preserve">Рисунок 3. Процесс TO-BE («Как будет» после внедрения EcoGrid Flow): диаграмма последовательности</w:t>
       </w:r>
     </w:p>
     <w:p>
@@ -2560,9 +2522,9 @@
         </w:pict>
       </w:r>
     </w:p>
-    <w:bookmarkEnd w:id="31"/>
-    <w:bookmarkEnd w:id="32"/>
-    <w:bookmarkStart w:id="33" w:name="X04d200f8e4139a79cc87b566401fd6226226c16"/>
+    <w:bookmarkEnd w:id="81"/>
+    <w:bookmarkEnd w:id="82"/>
+    <w:bookmarkStart w:id="83" w:name="Xdc37959304e8d733a8e053f351b33950d25839e"/>
     <w:p>
       <w:pPr>
         <w:pStyle w:val="Heading3"/>
@@ -2577,109 +2539,67 @@
         <w:tblW w:type="pct" w:w="5000"/>
         <w:tblLayout w:type="fixed"/>
         <w:tblLook w:firstRow="1" w:lastRow="0" w:firstColumn="0" w:lastColumn="0" w:noHBand="0" w:noVBand="0" w:val="0020"/>
-        <w:tblBorders>
-          <w:top w:val="single" w:sz="4" w:space="0" w:color="D0D7DE"/>
-          <w:left w:val="single" w:sz="4" w:space="0" w:color="D0D7DE"/>
-          <w:bottom w:val="single" w:sz="4" w:space="0" w:color="D0D7DE"/>
-          <w:right w:val="single" w:sz="4" w:space="0" w:color="D0D7DE"/>
-          <w:insideH w:val="single" w:sz="4" w:space="0" w:color="D0D7DE"/>
-          <w:insideV w:val="single" w:sz="4" w:space="0" w:color="D0D7DE"/>
-        </w:tblBorders>
-        <w:tblCellMar>
-          <w:top w:w="120" w:type="dxa"/>
-          <w:bottom w:w="120" w:type="dxa"/>
-          <w:left w:w="160" w:type="dxa"/>
-          <w:right w:w="160" w:type="dxa"/>
-        </w:tblCellMar>
       </w:tblPr>
       <w:tblGrid>
-        <w:gridCol w:w="1980"/>
-        <w:gridCol w:w="1980"/>
-        <w:gridCol w:w="1980"/>
-        <w:gridCol w:w="1980"/>
+        <w:gridCol w:w="1292"/>
+        <w:gridCol w:w="1748"/>
+        <w:gridCol w:w="2301"/>
+        <w:gridCol w:w="2577"/>
       </w:tblGrid>
       <w:tr>
         <w:trPr>
           <w:tblHeader w:val="on"/>
-          <w:cantSplit/>
         </w:trPr>
         <w:tc>
-          <w:tcPr>
-            <w:shd w:val="clear" w:color="auto" w:fill="F2F4F8"/>
-          </w:tcPr>
-          <w:p>
-            <w:pPr>
-              <w:pStyle w:val="Compact"/>
-              <w:jc w:val="left"/>
-            </w:pPr>
-            <w:r>
-              <w:rPr>
-                <w:b/>
-                <w:color w:val="24292F"/>
-              </w:rPr>
+          <w:tcPr/>
+          <w:p>
+            <w:pPr>
+              <w:pStyle w:val="Compact"/>
+              <w:jc w:val="left"/>
+            </w:pPr>
+            <w:r>
               <w:t xml:space="preserve">Критерий сравнения</w:t>
             </w:r>
           </w:p>
         </w:tc>
         <w:tc>
-          <w:tcPr>
-            <w:shd w:val="clear" w:color="auto" w:fill="F2F4F8"/>
-          </w:tcPr>
-          <w:p>
-            <w:pPr>
-              <w:pStyle w:val="Compact"/>
-              <w:jc w:val="left"/>
-            </w:pPr>
-            <w:r>
-              <w:rPr>
-                <w:b/>
-                <w:color w:val="24292F"/>
-              </w:rPr>
+          <w:tcPr/>
+          <w:p>
+            <w:pPr>
+              <w:pStyle w:val="Compact"/>
+              <w:jc w:val="left"/>
+            </w:pPr>
+            <w:r>
               <w:t xml:space="preserve">Процесс AS-IS</w:t>
             </w:r>
           </w:p>
         </w:tc>
         <w:tc>
-          <w:tcPr>
-            <w:shd w:val="clear" w:color="auto" w:fill="F2F4F8"/>
-          </w:tcPr>
-          <w:p>
-            <w:pPr>
-              <w:pStyle w:val="Compact"/>
-              <w:jc w:val="left"/>
-            </w:pPr>
-            <w:r>
-              <w:rPr>
-                <w:b/>
-                <w:color w:val="24292F"/>
-              </w:rPr>
+          <w:tcPr/>
+          <w:p>
+            <w:pPr>
+              <w:pStyle w:val="Compact"/>
+              <w:jc w:val="left"/>
+            </w:pPr>
+            <w:r>
               <w:t xml:space="preserve">Процесс TO-BE (EcoGrid Flow)</w:t>
             </w:r>
           </w:p>
         </w:tc>
         <w:tc>
-          <w:tcPr>
-            <w:shd w:val="clear" w:color="auto" w:fill="F2F4F8"/>
-          </w:tcPr>
-          <w:p>
-            <w:pPr>
-              <w:pStyle w:val="Compact"/>
-              <w:jc w:val="left"/>
-            </w:pPr>
-            <w:r>
-              <w:rPr>
-                <w:b/>
-                <w:color w:val="24292F"/>
-              </w:rPr>
+          <w:tcPr/>
+          <w:p>
+            <w:pPr>
+              <w:pStyle w:val="Compact"/>
+              <w:jc w:val="left"/>
+            </w:pPr>
+            <w:r>
               <w:t xml:space="preserve">Эффект для бизнеса</w:t>
             </w:r>
           </w:p>
         </w:tc>
       </w:tr>
       <w:tr>
-        <w:trPr>
-          <w:cantSplit/>
-        </w:trPr>
         <w:tc>
           <w:tcPr/>
           <w:p>
@@ -2712,6 +2632,8 @@
             <w:r>
               <w:rPr>
                 <w:rStyle w:val="VerbatimChar"/>
+                <w:sz w:val="17"/>
+                <w:szCs w:val="17"/>
               </w:rPr>
               <w:t xml:space="preserve">cron</w:t>
             </w:r>
@@ -2749,9 +2671,6 @@
         </w:tc>
       </w:tr>
       <w:tr>
-        <w:trPr>
-          <w:cantSplit/>
-        </w:trPr>
         <w:tc>
           <w:tcPr/>
           <w:p>
@@ -2810,15 +2729,12 @@
               <w:jc w:val="left"/>
             </w:pPr>
             <w:r>
-              <w:t xml:space="preserve">Снижение стоимости МВт⋅ч в 2–4 раза за счет разницы тарифов между странами.</w:t>
+              <w:t xml:space="preserve">Снижение стоимости МВт⋅ч за счет разницы тарифов между энергозонами; величина эффекта оценивается бэктестом (семинар 5, GOAL-2).</w:t>
             </w:r>
           </w:p>
         </w:tc>
       </w:tr>
       <w:tr>
-        <w:trPr>
-          <w:cantSplit/>
-        </w:trPr>
         <w:tc>
           <w:tcPr/>
           <w:p>
@@ -2863,6 +2779,8 @@
             <w:r>
               <w:rPr>
                 <w:rStyle w:val="VerbatimChar"/>
+                <w:sz w:val="17"/>
+                <w:szCs w:val="17"/>
               </w:rPr>
               <w:t xml:space="preserve">PUE(T_street)</w:t>
             </w:r>
@@ -2882,15 +2800,29 @@
               <w:jc w:val="left"/>
             </w:pPr>
             <w:r>
-              <w:t xml:space="preserve">Дополнительная экономия 15–30% на кондиционировании за счет Free Cooling.</w:t>
+              <w:t xml:space="preserve">Снижение энергопотребления площадки за счет часов и площадок с фрикулингом: по модели</w:t>
+            </w:r>
+            <w:r>
+              <w:t xml:space="preserve"> </w:t>
+            </w:r>
+            <w:r>
+              <w:rPr>
+                <w:rStyle w:val="VerbatimChar"/>
+                <w:sz w:val="17"/>
+                <w:szCs w:val="17"/>
+              </w:rPr>
+              <w:t xml:space="preserve">FR-ENG-01</w:t>
+            </w:r>
+            <w:r>
+              <w:t xml:space="preserve"> </w:t>
+            </w:r>
+            <w:r>
+              <w:t xml:space="preserve">до ~20% при 30°C относительно T ≤ 15°C.</w:t>
             </w:r>
           </w:p>
         </w:tc>
       </w:tr>
       <w:tr>
-        <w:trPr>
-          <w:cantSplit/>
-        </w:trPr>
         <w:tc>
           <w:tcPr/>
           <w:p>
@@ -2935,6 +2867,8 @@
             <w:r>
               <w:rPr>
                 <w:rStyle w:val="VerbatimChar"/>
+                <w:sz w:val="17"/>
+                <w:szCs w:val="17"/>
               </w:rPr>
               <w:t xml:space="preserve">t_start + t_duration ≤ deadline</w:t>
             </w:r>
@@ -2957,9 +2891,6 @@
         </w:tc>
       </w:tr>
       <w:tr>
-        <w:trPr>
-          <w:cantSplit/>
-        </w:trPr>
         <w:tc>
           <w:tcPr/>
           <w:p>
@@ -3014,9 +2945,6 @@
         </w:tc>
       </w:tr>
       <w:tr>
-        <w:trPr>
-          <w:cantSplit/>
-        </w:trPr>
         <w:tc>
           <w:tcPr/>
           <w:p>
@@ -3065,7 +2993,18 @@
               <w:jc w:val="left"/>
             </w:pPr>
             <w:r>
-              <w:t xml:space="preserve">Сокращение корпоративных выбросов CO₂ (Scope 2) до 50%.</w:t>
+              <w:t xml:space="preserve">Сокращение корпоративных выбросов CO₂ (Scope 2); величина оценивается по данным генерации (</w:t>
+            </w:r>
+            <w:r>
+              <w:rPr>
+                <w:rStyle w:val="VerbatimChar"/>
+                <w:sz w:val="17"/>
+                <w:szCs w:val="17"/>
+              </w:rPr>
+              <w:t xml:space="preserve">DR-02</w:t>
+            </w:r>
+            <w:r>
+              <w:t xml:space="preserve">) в Release 1.0.</w:t>
             </w:r>
           </w:p>
         </w:tc>
@@ -3078,9 +3017,9 @@
         </w:pict>
       </w:r>
     </w:p>
-    <w:bookmarkEnd w:id="33"/>
-    <w:bookmarkEnd w:id="34"/>
-    <w:bookmarkStart w:id="37" w:name="границы-системы-и-внешние-взаимодействия"/>
+    <w:bookmarkEnd w:id="83"/>
+    <w:bookmarkEnd w:id="84"/>
+    <w:bookmarkStart w:id="87" w:name="Xcbaa57fd74987dad7928e0ffedc75f0b14010ed"/>
     <w:p>
       <w:pPr>
         <w:pStyle w:val="Heading2"/>
@@ -3130,6 +3069,8 @@
       <w:r>
         <w:rPr>
           <w:rStyle w:val="VerbatimChar"/>
+          <w:sz w:val="16"/>
+          <w:szCs w:val="16"/>
         </w:rPr>
         <w:t xml:space="preserve">┌────────────────────────────────────────────────────────────────────────────────────────┐</w:t>
       </w:r>
@@ -3139,6 +3080,8 @@
       <w:r>
         <w:rPr>
           <w:rStyle w:val="VerbatimChar"/>
+          <w:sz w:val="16"/>
+          <w:szCs w:val="16"/>
         </w:rPr>
         <w:t xml:space="preserve">│ ВНЕШНИЙ ИНТЕРНЕТ (Публичные открытые сервисы)                                          │</w:t>
       </w:r>
@@ -3148,6 +3091,8 @@
       <w:r>
         <w:rPr>
           <w:rStyle w:val="VerbatimChar"/>
+          <w:sz w:val="16"/>
+          <w:szCs w:val="16"/>
         </w:rPr>
         <w:t xml:space="preserve">│  [ENTSO-E Transparency Platform API]            [Open-Meteo Weather API]                │</w:t>
       </w:r>
@@ -3157,6 +3102,8 @@
       <w:r>
         <w:rPr>
           <w:rStyle w:val="VerbatimChar"/>
+          <w:sz w:val="16"/>
+          <w:szCs w:val="16"/>
         </w:rPr>
         <w:t xml:space="preserve">└─────────────────────────────────┬──────────────────────────────────┬───────────────────┘</w:t>
       </w:r>
@@ -3166,6 +3113,8 @@
       <w:r>
         <w:rPr>
           <w:rStyle w:val="VerbatimChar"/>
+          <w:sz w:val="16"/>
+          <w:szCs w:val="16"/>
         </w:rPr>
         <w:t xml:space="preserve">                                  │ HTTPS (XML)                      │ HTTPS (JSON)</w:t>
       </w:r>
@@ -3175,6 +3124,8 @@
       <w:r>
         <w:rPr>
           <w:rStyle w:val="VerbatimChar"/>
+          <w:sz w:val="16"/>
+          <w:szCs w:val="16"/>
         </w:rPr>
         <w:t xml:space="preserve">                                  ▼                                  ▼</w:t>
       </w:r>
@@ -3184,6 +3135,8 @@
       <w:r>
         <w:rPr>
           <w:rStyle w:val="VerbatimChar"/>
+          <w:sz w:val="16"/>
+          <w:szCs w:val="16"/>
         </w:rPr>
         <w:t xml:space="preserve">┌────────────────────────────────────────────────────────────────────────────────────────┐</w:t>
       </w:r>
@@ -3193,6 +3146,8 @@
       <w:r>
         <w:rPr>
           <w:rStyle w:val="VerbatimChar"/>
+          <w:sz w:val="16"/>
+          <w:szCs w:val="16"/>
         </w:rPr>
         <w:t xml:space="preserve">│ КОРПОРАТИВНЫЙ ON-PREMISE КОНТУР КОМПАНИИ (VPC)                                         │</w:t>
       </w:r>
@@ -3202,6 +3157,8 @@
       <w:r>
         <w:rPr>
           <w:rStyle w:val="VerbatimChar"/>
+          <w:sz w:val="16"/>
+          <w:szCs w:val="16"/>
         </w:rPr>
         <w:t xml:space="preserve">│                                                                                        │</w:t>
       </w:r>
@@ -3211,6 +3168,8 @@
       <w:r>
         <w:rPr>
           <w:rStyle w:val="VerbatimChar"/>
+          <w:sz w:val="16"/>
+          <w:szCs w:val="16"/>
         </w:rPr>
         <w:t xml:space="preserve">│   ┌────────────────────────────────────────────────────────────────────────────────┐   │</w:t>
       </w:r>
@@ -3220,6 +3179,8 @@
       <w:r>
         <w:rPr>
           <w:rStyle w:val="VerbatimChar"/>
+          <w:sz w:val="16"/>
+          <w:szCs w:val="16"/>
         </w:rPr>
         <w:t xml:space="preserve">│   │ ГРАНИЦА СИСТЕМЫ ECOGRID FLOW (Docker Compose)                                  │   │</w:t>
       </w:r>
@@ -3229,6 +3190,8 @@
       <w:r>
         <w:rPr>
           <w:rStyle w:val="VerbatimChar"/>
+          <w:sz w:val="16"/>
+          <w:szCs w:val="16"/>
         </w:rPr>
         <w:t xml:space="preserve">│   │                                                                                │   │</w:t>
       </w:r>
@@ -3238,6 +3201,8 @@
       <w:r>
         <w:rPr>
           <w:rStyle w:val="VerbatimChar"/>
+          <w:sz w:val="16"/>
+          <w:szCs w:val="16"/>
         </w:rPr>
         <w:t xml:space="preserve">│   │   [Ingestion Layer] ──► [Data Quality Gate] ──► [PostgreSQL Timeseries]        │   │</w:t>
       </w:r>
@@ -3247,6 +3212,8 @@
       <w:r>
         <w:rPr>
           <w:rStyle w:val="VerbatimChar"/>
+          <w:sz w:val="16"/>
+          <w:szCs w:val="16"/>
         </w:rPr>
         <w:t xml:space="preserve">│   │   (ETL-воркеры)         (валидация пропусков)    (market &amp; weather data)       │   │</w:t>
       </w:r>
@@ -3256,6 +3223,8 @@
       <w:r>
         <w:rPr>
           <w:rStyle w:val="VerbatimChar"/>
+          <w:sz w:val="16"/>
+          <w:szCs w:val="16"/>
         </w:rPr>
         <w:t xml:space="preserve">│   │                                                          ▲                     │   │</w:t>
       </w:r>
@@ -3265,6 +3234,8 @@
       <w:r>
         <w:rPr>
           <w:rStyle w:val="VerbatimChar"/>
+          <w:sz w:val="16"/>
+          <w:szCs w:val="16"/>
         </w:rPr>
         <w:t xml:space="preserve">│   │                                                          │ SQL                 │   │</w:t>
       </w:r>
@@ -3274,6 +3245,8 @@
       <w:r>
         <w:rPr>
           <w:rStyle w:val="VerbatimChar"/>
+          <w:sz w:val="16"/>
+          <w:szCs w:val="16"/>
         </w:rPr>
         <w:t xml:space="preserve">│   │                                                          ▼                     │   │</w:t>
       </w:r>
@@ -3283,6 +3256,8 @@
       <w:r>
         <w:rPr>
           <w:rStyle w:val="VerbatimChar"/>
+          <w:sz w:val="16"/>
+          <w:szCs w:val="16"/>
         </w:rPr>
         <w:t xml:space="preserve">│   │   [FastAPI Gateway] ◄─────────────────────────► [Optimization Engine]          │   │</w:t>
       </w:r>
@@ -3292,6 +3267,8 @@
       <w:r>
         <w:rPr>
           <w:rStyle w:val="VerbatimChar"/>
+          <w:sz w:val="16"/>
+          <w:szCs w:val="16"/>
         </w:rPr>
         <w:t xml:space="preserve">│   │   (/recommendations)                            (Dynamic PUE + Geo-Arbitrage)  │   │</w:t>
       </w:r>
@@ -3301,6 +3278,8 @@
       <w:r>
         <w:rPr>
           <w:rStyle w:val="VerbatimChar"/>
+          <w:sz w:val="16"/>
+          <w:szCs w:val="16"/>
         </w:rPr>
         <w:t xml:space="preserve">│   │           ▲                                                                    │   │</w:t>
       </w:r>
@@ -3310,6 +3289,8 @@
       <w:r>
         <w:rPr>
           <w:rStyle w:val="VerbatimChar"/>
+          <w:sz w:val="16"/>
+          <w:szCs w:val="16"/>
         </w:rPr>
         <w:t xml:space="preserve">│   │           │ REST / JSON                                                        │   │</w:t>
       </w:r>
@@ -3319,6 +3300,8 @@
       <w:r>
         <w:rPr>
           <w:rStyle w:val="VerbatimChar"/>
+          <w:sz w:val="16"/>
+          <w:szCs w:val="16"/>
         </w:rPr>
         <w:t xml:space="preserve">│   │           ▼                                                                    │   │</w:t>
       </w:r>
@@ -3328,6 +3311,8 @@
       <w:r>
         <w:rPr>
           <w:rStyle w:val="VerbatimChar"/>
+          <w:sz w:val="16"/>
+          <w:szCs w:val="16"/>
         </w:rPr>
         <w:t xml:space="preserve">│   │   [React Web Portal] (Карта цен, симулятор задач, FinOps-дашборд)              │   │</w:t>
       </w:r>
@@ -3337,6 +3322,8 @@
       <w:r>
         <w:rPr>
           <w:rStyle w:val="VerbatimChar"/>
+          <w:sz w:val="16"/>
+          <w:szCs w:val="16"/>
         </w:rPr>
         <w:t xml:space="preserve">│   └───────────▲────────────────────────────────────────────────────────────────────┘   │</w:t>
       </w:r>
@@ -3346,6 +3333,8 @@
       <w:r>
         <w:rPr>
           <w:rStyle w:val="VerbatimChar"/>
+          <w:sz w:val="16"/>
+          <w:szCs w:val="16"/>
         </w:rPr>
         <w:t xml:space="preserve">│               │                                                                        │</w:t>
       </w:r>
@@ -3355,6 +3344,8 @@
       <w:r>
         <w:rPr>
           <w:rStyle w:val="VerbatimChar"/>
+          <w:sz w:val="16"/>
+          <w:szCs w:val="16"/>
         </w:rPr>
         <w:t xml:space="preserve">│               │ REST API / Web                                                         │</w:t>
       </w:r>
@@ -3364,6 +3355,8 @@
       <w:r>
         <w:rPr>
           <w:rStyle w:val="VerbatimChar"/>
+          <w:sz w:val="16"/>
+          <w:szCs w:val="16"/>
         </w:rPr>
         <w:t xml:space="preserve">│   ┌───────────┴────────────────────────────────────────────────────────────────────┐   │</w:t>
       </w:r>
@@ -3373,6 +3366,8 @@
       <w:r>
         <w:rPr>
           <w:rStyle w:val="VerbatimChar"/>
+          <w:sz w:val="16"/>
+          <w:szCs w:val="16"/>
         </w:rPr>
         <w:t xml:space="preserve">│   │ ВНУТРЕННИЕ СИСТЕМЫ И ПОЛЬЗОВАТЕЛИ КЛИЕНТА (Out of System Scope)                │   │</w:t>
       </w:r>
@@ -3382,6 +3377,8 @@
       <w:r>
         <w:rPr>
           <w:rStyle w:val="VerbatimChar"/>
+          <w:sz w:val="16"/>
+          <w:szCs w:val="16"/>
         </w:rPr>
         <w:t xml:space="preserve">│   │   • Оркестраторы: Apache Airflow / Kubeflow / Cron                             │   │</w:t>
       </w:r>
@@ -3391,6 +3388,8 @@
       <w:r>
         <w:rPr>
           <w:rStyle w:val="VerbatimChar"/>
+          <w:sz w:val="16"/>
+          <w:szCs w:val="16"/>
         </w:rPr>
         <w:t xml:space="preserve">│   │   • Вычислительная инфраструктура: GPU-кластеры и серверы в ЦОД                │   │</w:t>
       </w:r>
@@ -3400,6 +3399,8 @@
       <w:r>
         <w:rPr>
           <w:rStyle w:val="VerbatimChar"/>
+          <w:sz w:val="16"/>
+          <w:szCs w:val="16"/>
         </w:rPr>
         <w:t xml:space="preserve">│   │   • Пользователи: DataOps, MLOps, FinOps-менеджеры, Руководство                │   │</w:t>
       </w:r>
@@ -3409,6 +3410,8 @@
       <w:r>
         <w:rPr>
           <w:rStyle w:val="VerbatimChar"/>
+          <w:sz w:val="16"/>
+          <w:szCs w:val="16"/>
         </w:rPr>
         <w:t xml:space="preserve">│   └────────────────────────────────────────────────────────────────────────────────┘   │</w:t>
       </w:r>
@@ -3418,11 +3421,13 @@
       <w:r>
         <w:rPr>
           <w:rStyle w:val="VerbatimChar"/>
+          <w:sz w:val="16"/>
+          <w:szCs w:val="16"/>
         </w:rPr>
         <w:t xml:space="preserve">└────────────────────────────────────────────────────────────────────────────────────────┘</w:t>
       </w:r>
     </w:p>
-    <w:bookmarkStart w:id="35" w:name="X2598c65f7cfddb0f2442ded2423553fc6712363"/>
+    <w:bookmarkStart w:id="85" w:name="Xd652f028ec71ed160a0bc2b0585e1399b971811"/>
     <w:p>
       <w:pPr>
         <w:pStyle w:val="Heading3"/>
@@ -3503,7 +3508,7 @@
         <w:rPr>
           <w:rStyle w:val="VerbatimChar"/>
         </w:rPr>
-        <w:t xml:space="preserve">market_day_ahead_prices</w:t>
+        <w:t xml:space="preserve">entsoe_day_ahead_prices</w:t>
       </w:r>
       <w:r>
         <w:t xml:space="preserve">,</w:t>
@@ -3515,7 +3520,7 @@
         <w:rPr>
           <w:rStyle w:val="VerbatimChar"/>
         </w:rPr>
-        <w:t xml:space="preserve">market_generation_mix</w:t>
+        <w:t xml:space="preserve">entsoe_day_ahead_generation</w:t>
       </w:r>
       <w:r>
         <w:t xml:space="preserve">,</w:t>
@@ -3527,7 +3532,7 @@
         <w:rPr>
           <w:rStyle w:val="VerbatimChar"/>
         </w:rPr>
-        <w:t xml:space="preserve">weather_forecast</w:t>
+        <w:t xml:space="preserve">open_meteo_forecast</w:t>
       </w:r>
       <w:r>
         <w:t xml:space="preserve">,</w:t>
@@ -3539,7 +3544,7 @@
         <w:rPr>
           <w:rStyle w:val="VerbatimChar"/>
         </w:rPr>
-        <w:t xml:space="preserve">weather_historical</w:t>
+        <w:t xml:space="preserve">open_meteo_historical_weather</w:t>
       </w:r>
       <w:r>
         <w:t xml:space="preserve">,</w:t>
@@ -3551,7 +3556,7 @@
         <w:rPr>
           <w:rStyle w:val="VerbatimChar"/>
         </w:rPr>
-        <w:t xml:space="preserve">client_infrastructure</w:t>
+        <w:t xml:space="preserve">datacenters</w:t>
       </w:r>
       <w:r>
         <w:t xml:space="preserve">,</w:t>
@@ -3563,7 +3568,7 @@
         <w:rPr>
           <w:rStyle w:val="VerbatimChar"/>
         </w:rPr>
-        <w:t xml:space="preserve">task_parameters</w:t>
+        <w:t xml:space="preserve">jobs</w:t>
       </w:r>
       <w:r>
         <w:t xml:space="preserve">,</w:t>
@@ -3575,7 +3580,7 @@
         <w:rPr>
           <w:rStyle w:val="VerbatimChar"/>
         </w:rPr>
-        <w:t xml:space="preserve">task_history</w:t>
+        <w:t xml:space="preserve">recommendations</w:t>
       </w:r>
       <w:r>
         <w:t xml:space="preserve">).</w:t>
@@ -3647,8 +3652,8 @@
         <w:t xml:space="preserve">Пользовательский веб-портал на React для визуализации тарифов, ручного моделирования задач и FinOps-отчетности.</w:t>
       </w:r>
     </w:p>
-    <w:bookmarkEnd w:id="35"/>
-    <w:bookmarkStart w:id="36" w:name="X24b5863cd39dacbc51e01cc7944380c34dc404f"/>
+    <w:bookmarkEnd w:id="85"/>
+    <w:bookmarkStart w:id="86" w:name="Xa4d12894f0e02de162780ec499f3bb02ddcb665"/>
     <w:p>
       <w:pPr>
         <w:pStyle w:val="Heading3"/>
@@ -3768,9 +3773,9 @@
         </w:pict>
       </w:r>
     </w:p>
-    <w:bookmarkEnd w:id="36"/>
-    <w:bookmarkEnd w:id="37"/>
-    <w:bookmarkStart w:id="38" w:name="каталог-источников-данных"/>
+    <w:bookmarkEnd w:id="86"/>
+    <w:bookmarkEnd w:id="87"/>
+    <w:bookmarkStart w:id="88" w:name="X80ef9a72bdf2664087043852d0d4d501bbc94b4"/>
     <w:p>
       <w:pPr>
         <w:pStyle w:val="Heading2"/>
@@ -3792,7 +3797,11 @@
         <w:pStyle w:val="BlockText"/>
       </w:pPr>
       <w:r>
-        <w:t xml:space="preserve">[!TIP]</w:t>
+        <w:rPr>
+          <w:b/>
+          <w:bCs/>
+        </w:rPr>
+        <w:t xml:space="preserve">Совет.</w:t>
       </w:r>
       <w:r>
         <w:t xml:space="preserve"> </w:t>
@@ -3800,6 +3809,14 @@
       <w:r>
         <w:t xml:space="preserve">Каталог составлен в соответствии с критериями контроля: не ограничивается названиями файлов, детально описывает форматы, частоту, объемы, владельцев данных, способы доступа и механизмы обеспечения качества (Data Quality).</w:t>
       </w:r>
+    </w:p>
+    <w:p>
+      <w:pPr>
+        <w:sectPr>
+          <w:pgSz w:w="12240" w:h="15840"/>
+          <w:pgMar w:top="1440" w:right="1440" w:bottom="1440" w:left="1440" w:header="720" w:footer="720" w:gutter="0"/>
+        </w:sectPr>
+      </w:pPr>
     </w:p>
     <w:tbl>
       <w:tblPr>
@@ -3807,204 +3824,132 @@
         <w:tblW w:type="pct" w:w="5000"/>
         <w:tblLayout w:type="fixed"/>
         <w:tblLook w:firstRow="1" w:lastRow="0" w:firstColumn="0" w:lastColumn="0" w:noHBand="0" w:noVBand="0" w:val="0020"/>
-        <w:tblBorders>
-          <w:top w:val="single" w:sz="4" w:space="0" w:color="D0D7DE"/>
-          <w:left w:val="single" w:sz="4" w:space="0" w:color="D0D7DE"/>
-          <w:bottom w:val="single" w:sz="4" w:space="0" w:color="D0D7DE"/>
-          <w:right w:val="single" w:sz="4" w:space="0" w:color="D0D7DE"/>
-          <w:insideH w:val="single" w:sz="4" w:space="0" w:color="D0D7DE"/>
-          <w:insideV w:val="single" w:sz="4" w:space="0" w:color="D0D7DE"/>
-        </w:tblBorders>
-        <w:tblCellMar>
-          <w:top w:w="120" w:type="dxa"/>
-          <w:bottom w:w="120" w:type="dxa"/>
-          <w:left w:w="160" w:type="dxa"/>
-          <w:right w:w="160" w:type="dxa"/>
-        </w:tblCellMar>
       </w:tblPr>
       <w:tblGrid>
-        <w:gridCol w:w="678"/>
-        <w:gridCol w:w="905"/>
-        <w:gridCol w:w="905"/>
-        <w:gridCol w:w="905"/>
-        <w:gridCol w:w="905"/>
-        <w:gridCol w:w="905"/>
-        <w:gridCol w:w="905"/>
-        <w:gridCol w:w="905"/>
-        <w:gridCol w:w="905"/>
+        <w:gridCol w:w="167"/>
+        <w:gridCol w:w="1003"/>
+        <w:gridCol w:w="1003"/>
+        <w:gridCol w:w="1003"/>
+        <w:gridCol w:w="1003"/>
+        <w:gridCol w:w="780"/>
+        <w:gridCol w:w="948"/>
+        <w:gridCol w:w="1003"/>
+        <w:gridCol w:w="1003"/>
       </w:tblGrid>
       <w:tr>
         <w:trPr>
           <w:tblHeader w:val="on"/>
-          <w:cantSplit/>
         </w:trPr>
         <w:tc>
-          <w:tcPr>
-            <w:shd w:val="clear" w:color="auto" w:fill="F2F4F8"/>
-          </w:tcPr>
+          <w:tcPr/>
           <w:p>
             <w:pPr>
               <w:pStyle w:val="Compact"/>
               <w:jc w:val="center"/>
             </w:pPr>
             <w:r>
-              <w:rPr>
-                <w:b/>
-                <w:color w:val="24292F"/>
-              </w:rPr>
               <w:t xml:space="preserve">№</w:t>
             </w:r>
           </w:p>
         </w:tc>
         <w:tc>
-          <w:tcPr>
-            <w:shd w:val="clear" w:color="auto" w:fill="F2F4F8"/>
-          </w:tcPr>
-          <w:p>
-            <w:pPr>
-              <w:pStyle w:val="Compact"/>
-              <w:jc w:val="left"/>
-            </w:pPr>
-            <w:r>
-              <w:rPr>
-                <w:b/>
-                <w:color w:val="24292F"/>
-              </w:rPr>
+          <w:tcPr/>
+          <w:p>
+            <w:pPr>
+              <w:pStyle w:val="Compact"/>
+              <w:jc w:val="left"/>
+            </w:pPr>
+            <w:r>
               <w:t xml:space="preserve">Источник данных</w:t>
             </w:r>
           </w:p>
         </w:tc>
         <w:tc>
-          <w:tcPr>
-            <w:shd w:val="clear" w:color="auto" w:fill="F2F4F8"/>
-          </w:tcPr>
-          <w:p>
-            <w:pPr>
-              <w:pStyle w:val="Compact"/>
-              <w:jc w:val="left"/>
-            </w:pPr>
-            <w:r>
-              <w:rPr>
-                <w:b/>
-                <w:color w:val="24292F"/>
-              </w:rPr>
+          <w:tcPr/>
+          <w:p>
+            <w:pPr>
+              <w:pStyle w:val="Compact"/>
+              <w:jc w:val="left"/>
+            </w:pPr>
+            <w:r>
               <w:t xml:space="preserve">Назначение и используемые атрибуты</w:t>
             </w:r>
           </w:p>
         </w:tc>
         <w:tc>
-          <w:tcPr>
-            <w:shd w:val="clear" w:color="auto" w:fill="F2F4F8"/>
-          </w:tcPr>
-          <w:p>
-            <w:pPr>
-              <w:pStyle w:val="Compact"/>
-              <w:jc w:val="left"/>
-            </w:pPr>
-            <w:r>
-              <w:rPr>
-                <w:b/>
-                <w:color w:val="24292F"/>
-              </w:rPr>
+          <w:tcPr/>
+          <w:p>
+            <w:pPr>
+              <w:pStyle w:val="Compact"/>
+              <w:jc w:val="left"/>
+            </w:pPr>
+            <w:r>
               <w:t xml:space="preserve">Формат данных</w:t>
             </w:r>
           </w:p>
         </w:tc>
         <w:tc>
-          <w:tcPr>
-            <w:shd w:val="clear" w:color="auto" w:fill="F2F4F8"/>
-          </w:tcPr>
-          <w:p>
-            <w:pPr>
-              <w:pStyle w:val="Compact"/>
-              <w:jc w:val="left"/>
-            </w:pPr>
-            <w:r>
-              <w:rPr>
-                <w:b/>
-                <w:color w:val="24292F"/>
-              </w:rPr>
+          <w:tcPr/>
+          <w:p>
+            <w:pPr>
+              <w:pStyle w:val="Compact"/>
+              <w:jc w:val="left"/>
+            </w:pPr>
+            <w:r>
               <w:t xml:space="preserve">Частота получения</w:t>
             </w:r>
           </w:p>
         </w:tc>
         <w:tc>
-          <w:tcPr>
-            <w:shd w:val="clear" w:color="auto" w:fill="F2F4F8"/>
-          </w:tcPr>
-          <w:p>
-            <w:pPr>
-              <w:pStyle w:val="Compact"/>
-              <w:jc w:val="left"/>
-            </w:pPr>
-            <w:r>
-              <w:rPr>
-                <w:b/>
-                <w:color w:val="24292F"/>
-              </w:rPr>
+          <w:tcPr/>
+          <w:p>
+            <w:pPr>
+              <w:pStyle w:val="Compact"/>
+              <w:jc w:val="left"/>
+            </w:pPr>
+            <w:r>
               <w:t xml:space="preserve">Ожидаемый объем</w:t>
             </w:r>
           </w:p>
         </w:tc>
         <w:tc>
-          <w:tcPr>
-            <w:shd w:val="clear" w:color="auto" w:fill="F2F4F8"/>
-          </w:tcPr>
-          <w:p>
-            <w:pPr>
-              <w:pStyle w:val="Compact"/>
-              <w:jc w:val="left"/>
-            </w:pPr>
-            <w:r>
-              <w:rPr>
-                <w:b/>
-                <w:color w:val="24292F"/>
-              </w:rPr>
+          <w:tcPr/>
+          <w:p>
+            <w:pPr>
+              <w:pStyle w:val="Compact"/>
+              <w:jc w:val="left"/>
+            </w:pPr>
+            <w:r>
               <w:t xml:space="preserve">Владелец / Ответственный</w:t>
             </w:r>
           </w:p>
         </w:tc>
         <w:tc>
-          <w:tcPr>
-            <w:shd w:val="clear" w:color="auto" w:fill="F2F4F8"/>
-          </w:tcPr>
-          <w:p>
-            <w:pPr>
-              <w:pStyle w:val="Compact"/>
-              <w:jc w:val="left"/>
-            </w:pPr>
-            <w:r>
-              <w:rPr>
-                <w:b/>
-                <w:color w:val="24292F"/>
-              </w:rPr>
+          <w:tcPr/>
+          <w:p>
+            <w:pPr>
+              <w:pStyle w:val="Compact"/>
+              <w:jc w:val="left"/>
+            </w:pPr>
+            <w:r>
               <w:t xml:space="preserve">Способ доступа</w:t>
             </w:r>
           </w:p>
         </w:tc>
         <w:tc>
-          <w:tcPr>
-            <w:shd w:val="clear" w:color="auto" w:fill="F2F4F8"/>
-          </w:tcPr>
-          <w:p>
-            <w:pPr>
-              <w:pStyle w:val="Compact"/>
-              <w:jc w:val="left"/>
-            </w:pPr>
-            <w:r>
-              <w:rPr>
-                <w:b/>
-                <w:color w:val="24292F"/>
-              </w:rPr>
+          <w:tcPr/>
+          <w:p>
+            <w:pPr>
+              <w:pStyle w:val="Compact"/>
+              <w:jc w:val="left"/>
+            </w:pPr>
+            <w:r>
               <w:t xml:space="preserve">Механизм Data Quality</w:t>
             </w:r>
           </w:p>
         </w:tc>
       </w:tr>
       <w:tr>
-        <w:trPr>
-          <w:cantSplit/>
-        </w:trPr>
         <w:tc>
           <w:tcPr/>
           <w:p>
@@ -4044,8 +3989,10 @@
             <w:r>
               <w:rPr>
                 <w:rStyle w:val="VerbatimChar"/>
-              </w:rPr>
-              <w:t xml:space="preserve">market_day_ahead_prices</w:t>
+                <w:sz w:val="17"/>
+                <w:szCs w:val="17"/>
+              </w:rPr>
+              <w:t xml:space="preserve">entsoe_day_ahead_prices</w:t>
             </w:r>
             <w:r>
               <w:t xml:space="preserve">)</w:t>
@@ -4068,6 +4015,8 @@
             <w:r>
               <w:rPr>
                 <w:rStyle w:val="VerbatimChar"/>
+                <w:sz w:val="17"/>
+                <w:szCs w:val="17"/>
               </w:rPr>
               <w:t xml:space="preserve">bidding_zone</w:t>
             </w:r>
@@ -4080,6 +4029,8 @@
             <w:r>
               <w:rPr>
                 <w:rStyle w:val="VerbatimChar"/>
+                <w:sz w:val="17"/>
+                <w:szCs w:val="17"/>
               </w:rPr>
               <w:t xml:space="preserve">period_start</w:t>
             </w:r>
@@ -4092,6 +4043,8 @@
             <w:r>
               <w:rPr>
                 <w:rStyle w:val="VerbatimChar"/>
+                <w:sz w:val="17"/>
+                <w:szCs w:val="17"/>
               </w:rPr>
               <w:t xml:space="preserve">period_end</w:t>
             </w:r>
@@ -4104,6 +4057,8 @@
             <w:r>
               <w:rPr>
                 <w:rStyle w:val="VerbatimChar"/>
+                <w:sz w:val="17"/>
+                <w:szCs w:val="17"/>
               </w:rPr>
               <w:t xml:space="preserve">price</w:t>
             </w:r>
@@ -4116,6 +4071,8 @@
             <w:r>
               <w:rPr>
                 <w:rStyle w:val="VerbatimChar"/>
+                <w:sz w:val="17"/>
+                <w:szCs w:val="17"/>
               </w:rPr>
               <w:t xml:space="preserve">currency</w:t>
             </w:r>
@@ -4128,6 +4085,8 @@
             <w:r>
               <w:rPr>
                 <w:rStyle w:val="VerbatimChar"/>
+                <w:sz w:val="17"/>
+                <w:szCs w:val="17"/>
               </w:rPr>
               <w:t xml:space="preserve">price_unit</w:t>
             </w:r>
@@ -4140,6 +4099,8 @@
             <w:r>
               <w:rPr>
                 <w:rStyle w:val="VerbatimChar"/>
+                <w:sz w:val="17"/>
+                <w:szCs w:val="17"/>
               </w:rPr>
               <w:t xml:space="preserve">resolution</w:t>
             </w:r>
@@ -4158,6 +4119,8 @@
             <w:r>
               <w:rPr>
                 <w:rStyle w:val="VerbatimChar"/>
+                <w:sz w:val="17"/>
+                <w:szCs w:val="17"/>
               </w:rPr>
               <w:t xml:space="preserve">XML</w:t>
             </w:r>
@@ -4170,6 +4133,8 @@
             <w:r>
               <w:rPr>
                 <w:rStyle w:val="VerbatimChar"/>
+                <w:sz w:val="17"/>
+                <w:szCs w:val="17"/>
               </w:rPr>
               <w:t xml:space="preserve">RANGE</w:t>
             </w:r>
@@ -4185,6 +4150,8 @@
             <w:r>
               <w:rPr>
                 <w:rStyle w:val="VerbatimChar"/>
+                <w:sz w:val="17"/>
+                <w:szCs w:val="17"/>
               </w:rPr>
               <w:t xml:space="preserve">period_start</w:t>
             </w:r>
@@ -4254,6 +4221,8 @@
             <w:r>
               <w:rPr>
                 <w:rStyle w:val="VerbatimChar"/>
+                <w:sz w:val="17"/>
+                <w:szCs w:val="17"/>
               </w:rPr>
               <w:t xml:space="preserve">EUR</w:t>
             </w:r>
@@ -4263,6 +4232,8 @@
             <w:r>
               <w:rPr>
                 <w:rStyle w:val="VerbatimChar"/>
+                <w:sz w:val="17"/>
+                <w:szCs w:val="17"/>
               </w:rPr>
               <w:t xml:space="preserve">price_unit = MWh</w:t>
             </w:r>
@@ -4273,9 +4244,6 @@
         </w:tc>
       </w:tr>
       <w:tr>
-        <w:trPr>
-          <w:cantSplit/>
-        </w:trPr>
         <w:tc>
           <w:tcPr/>
           <w:p>
@@ -4315,8 +4283,10 @@
             <w:r>
               <w:rPr>
                 <w:rStyle w:val="VerbatimChar"/>
-              </w:rPr>
-              <w:t xml:space="preserve">market_generation_mix</w:t>
+                <w:sz w:val="17"/>
+                <w:szCs w:val="17"/>
+              </w:rPr>
+              <w:t xml:space="preserve">entsoe_day_ahead_generation</w:t>
             </w:r>
             <w:r>
               <w:t xml:space="preserve">)</w:t>
@@ -4339,6 +4309,8 @@
             <w:r>
               <w:rPr>
                 <w:rStyle w:val="VerbatimChar"/>
+                <w:sz w:val="17"/>
+                <w:szCs w:val="17"/>
               </w:rPr>
               <w:t xml:space="preserve">bidding_zone</w:t>
             </w:r>
@@ -4351,6 +4323,8 @@
             <w:r>
               <w:rPr>
                 <w:rStyle w:val="VerbatimChar"/>
+                <w:sz w:val="17"/>
+                <w:szCs w:val="17"/>
               </w:rPr>
               <w:t xml:space="preserve">period_start</w:t>
             </w:r>
@@ -4363,6 +4337,8 @@
             <w:r>
               <w:rPr>
                 <w:rStyle w:val="VerbatimChar"/>
+                <w:sz w:val="17"/>
+                <w:szCs w:val="17"/>
               </w:rPr>
               <w:t xml:space="preserve">period_end</w:t>
             </w:r>
@@ -4375,6 +4351,8 @@
             <w:r>
               <w:rPr>
                 <w:rStyle w:val="VerbatimChar"/>
+                <w:sz w:val="17"/>
+                <w:szCs w:val="17"/>
               </w:rPr>
               <w:t xml:space="preserve">production_type</w:t>
             </w:r>
@@ -4387,6 +4365,8 @@
             <w:r>
               <w:rPr>
                 <w:rStyle w:val="VerbatimChar"/>
+                <w:sz w:val="17"/>
+                <w:szCs w:val="17"/>
               </w:rPr>
               <w:t xml:space="preserve">generation_mw</w:t>
             </w:r>
@@ -4399,6 +4379,8 @@
             <w:r>
               <w:rPr>
                 <w:rStyle w:val="VerbatimChar"/>
+                <w:sz w:val="17"/>
+                <w:szCs w:val="17"/>
               </w:rPr>
               <w:t xml:space="preserve">resolution</w:t>
             </w:r>
@@ -4417,6 +4399,8 @@
             <w:r>
               <w:rPr>
                 <w:rStyle w:val="VerbatimChar"/>
+                <w:sz w:val="17"/>
+                <w:szCs w:val="17"/>
               </w:rPr>
               <w:t xml:space="preserve">XML</w:t>
             </w:r>
@@ -4429,6 +4413,8 @@
             <w:r>
               <w:rPr>
                 <w:rStyle w:val="VerbatimChar"/>
+                <w:sz w:val="17"/>
+                <w:szCs w:val="17"/>
               </w:rPr>
               <w:t xml:space="preserve">RANGE</w:t>
             </w:r>
@@ -4444,6 +4430,8 @@
             <w:r>
               <w:rPr>
                 <w:rStyle w:val="VerbatimChar"/>
+                <w:sz w:val="17"/>
+                <w:szCs w:val="17"/>
               </w:rPr>
               <w:t xml:space="preserve">period_start</w:t>
             </w:r>
@@ -4513,6 +4501,8 @@
             <w:r>
               <w:rPr>
                 <w:rStyle w:val="VerbatimChar"/>
+                <w:sz w:val="17"/>
+                <w:szCs w:val="17"/>
               </w:rPr>
               <w:t xml:space="preserve">generation_mw &gt;= 0</w:t>
             </w:r>
@@ -4525,6 +4515,8 @@
             <w:r>
               <w:rPr>
                 <w:rStyle w:val="VerbatimChar"/>
+                <w:sz w:val="17"/>
+                <w:szCs w:val="17"/>
               </w:rPr>
               <w:t xml:space="preserve">production_type</w:t>
             </w:r>
@@ -4535,9 +4527,6 @@
         </w:tc>
       </w:tr>
       <w:tr>
-        <w:trPr>
-          <w:cantSplit/>
-        </w:trPr>
         <w:tc>
           <w:tcPr/>
           <w:p>
@@ -4577,8 +4566,10 @@
             <w:r>
               <w:rPr>
                 <w:rStyle w:val="VerbatimChar"/>
-              </w:rPr>
-              <w:t xml:space="preserve">weather_forecast</w:t>
+                <w:sz w:val="17"/>
+                <w:szCs w:val="17"/>
+              </w:rPr>
+              <w:t xml:space="preserve">open_meteo_forecast</w:t>
             </w:r>
             <w:r>
               <w:t xml:space="preserve">)</w:t>
@@ -4601,6 +4592,8 @@
             <w:r>
               <w:rPr>
                 <w:rStyle w:val="VerbatimChar"/>
+                <w:sz w:val="17"/>
+                <w:szCs w:val="17"/>
               </w:rPr>
               <w:t xml:space="preserve">datacenter_id</w:t>
             </w:r>
@@ -4613,6 +4606,8 @@
             <w:r>
               <w:rPr>
                 <w:rStyle w:val="VerbatimChar"/>
+                <w:sz w:val="17"/>
+                <w:szCs w:val="17"/>
               </w:rPr>
               <w:t xml:space="preserve">latitude</w:t>
             </w:r>
@@ -4625,6 +4620,8 @@
             <w:r>
               <w:rPr>
                 <w:rStyle w:val="VerbatimChar"/>
+                <w:sz w:val="17"/>
+                <w:szCs w:val="17"/>
               </w:rPr>
               <w:t xml:space="preserve">longitude</w:t>
             </w:r>
@@ -4637,6 +4634,8 @@
             <w:r>
               <w:rPr>
                 <w:rStyle w:val="VerbatimChar"/>
+                <w:sz w:val="17"/>
+                <w:szCs w:val="17"/>
               </w:rPr>
               <w:t xml:space="preserve">forecast_time</w:t>
             </w:r>
@@ -4649,6 +4648,8 @@
             <w:r>
               <w:rPr>
                 <w:rStyle w:val="VerbatimChar"/>
+                <w:sz w:val="17"/>
+                <w:szCs w:val="17"/>
               </w:rPr>
               <w:t xml:space="preserve">temperature_2m</w:t>
             </w:r>
@@ -4661,6 +4662,8 @@
             <w:r>
               <w:rPr>
                 <w:rStyle w:val="VerbatimChar"/>
+                <w:sz w:val="17"/>
+                <w:szCs w:val="17"/>
               </w:rPr>
               <w:t xml:space="preserve">relative_humidity_2m</w:t>
             </w:r>
@@ -4673,6 +4676,8 @@
             <w:r>
               <w:rPr>
                 <w:rStyle w:val="VerbatimChar"/>
+                <w:sz w:val="17"/>
+                <w:szCs w:val="17"/>
               </w:rPr>
               <w:t xml:space="preserve">cloud_cover</w:t>
             </w:r>
@@ -4685,6 +4690,8 @@
             <w:r>
               <w:rPr>
                 <w:rStyle w:val="VerbatimChar"/>
+                <w:sz w:val="17"/>
+                <w:szCs w:val="17"/>
               </w:rPr>
               <w:t xml:space="preserve">wind_speed_10m</w:t>
             </w:r>
@@ -4697,6 +4704,8 @@
             <w:r>
               <w:rPr>
                 <w:rStyle w:val="VerbatimChar"/>
+                <w:sz w:val="17"/>
+                <w:szCs w:val="17"/>
               </w:rPr>
               <w:t xml:space="preserve">shortwave_radiation</w:t>
             </w:r>
@@ -4709,6 +4718,8 @@
             <w:r>
               <w:rPr>
                 <w:rStyle w:val="VerbatimChar"/>
+                <w:sz w:val="17"/>
+                <w:szCs w:val="17"/>
               </w:rPr>
               <w:t xml:space="preserve">retrieved_at</w:t>
             </w:r>
@@ -4727,6 +4738,8 @@
             <w:r>
               <w:rPr>
                 <w:rStyle w:val="VerbatimChar"/>
+                <w:sz w:val="17"/>
+                <w:szCs w:val="17"/>
               </w:rPr>
               <w:t xml:space="preserve">JSON</w:t>
             </w:r>
@@ -4736,6 +4749,8 @@
             <w:r>
               <w:rPr>
                 <w:rStyle w:val="VerbatimChar"/>
+                <w:sz w:val="17"/>
+                <w:szCs w:val="17"/>
               </w:rPr>
               <w:t xml:space="preserve">RANGE</w:t>
             </w:r>
@@ -4751,6 +4766,8 @@
             <w:r>
               <w:rPr>
                 <w:rStyle w:val="VerbatimChar"/>
+                <w:sz w:val="17"/>
+                <w:szCs w:val="17"/>
               </w:rPr>
               <w:t xml:space="preserve">forecast_time</w:t>
             </w:r>
@@ -4808,6 +4825,8 @@
             <w:r>
               <w:rPr>
                 <w:rStyle w:val="VerbatimChar"/>
+                <w:sz w:val="17"/>
+                <w:szCs w:val="17"/>
               </w:rPr>
               <w:t xml:space="preserve">latitude</w:t>
             </w:r>
@@ -4820,6 +4839,8 @@
             <w:r>
               <w:rPr>
                 <w:rStyle w:val="VerbatimChar"/>
+                <w:sz w:val="17"/>
+                <w:szCs w:val="17"/>
               </w:rPr>
               <w:t xml:space="preserve">longitude</w:t>
             </w:r>
@@ -4842,9 +4863,6 @@
         </w:tc>
       </w:tr>
       <w:tr>
-        <w:trPr>
-          <w:cantSplit/>
-        </w:trPr>
         <w:tc>
           <w:tcPr/>
           <w:p>
@@ -4884,8 +4902,10 @@
             <w:r>
               <w:rPr>
                 <w:rStyle w:val="VerbatimChar"/>
-              </w:rPr>
-              <w:t xml:space="preserve">weather_historical</w:t>
+                <w:sz w:val="17"/>
+                <w:szCs w:val="17"/>
+              </w:rPr>
+              <w:t xml:space="preserve">open_meteo_historical_weather</w:t>
             </w:r>
             <w:r>
               <w:t xml:space="preserve">)</w:t>
@@ -4908,6 +4928,8 @@
             <w:r>
               <w:rPr>
                 <w:rStyle w:val="VerbatimChar"/>
+                <w:sz w:val="17"/>
+                <w:szCs w:val="17"/>
               </w:rPr>
               <w:t xml:space="preserve">datacenter_id</w:t>
             </w:r>
@@ -4920,6 +4942,8 @@
             <w:r>
               <w:rPr>
                 <w:rStyle w:val="VerbatimChar"/>
+                <w:sz w:val="17"/>
+                <w:szCs w:val="17"/>
               </w:rPr>
               <w:t xml:space="preserve">latitude</w:t>
             </w:r>
@@ -4932,6 +4956,8 @@
             <w:r>
               <w:rPr>
                 <w:rStyle w:val="VerbatimChar"/>
+                <w:sz w:val="17"/>
+                <w:szCs w:val="17"/>
               </w:rPr>
               <w:t xml:space="preserve">longitude</w:t>
             </w:r>
@@ -4944,6 +4970,8 @@
             <w:r>
               <w:rPr>
                 <w:rStyle w:val="VerbatimChar"/>
+                <w:sz w:val="17"/>
+                <w:szCs w:val="17"/>
               </w:rPr>
               <w:t xml:space="preserve">observed_at</w:t>
             </w:r>
@@ -4956,6 +4984,8 @@
             <w:r>
               <w:rPr>
                 <w:rStyle w:val="VerbatimChar"/>
+                <w:sz w:val="17"/>
+                <w:szCs w:val="17"/>
               </w:rPr>
               <w:t xml:space="preserve">temperature_2m</w:t>
             </w:r>
@@ -4968,6 +4998,8 @@
             <w:r>
               <w:rPr>
                 <w:rStyle w:val="VerbatimChar"/>
+                <w:sz w:val="17"/>
+                <w:szCs w:val="17"/>
               </w:rPr>
               <w:t xml:space="preserve">relative_humidity_2m</w:t>
             </w:r>
@@ -4980,6 +5012,8 @@
             <w:r>
               <w:rPr>
                 <w:rStyle w:val="VerbatimChar"/>
+                <w:sz w:val="17"/>
+                <w:szCs w:val="17"/>
               </w:rPr>
               <w:t xml:space="preserve">cloud_cover</w:t>
             </w:r>
@@ -4992,6 +5026,8 @@
             <w:r>
               <w:rPr>
                 <w:rStyle w:val="VerbatimChar"/>
+                <w:sz w:val="17"/>
+                <w:szCs w:val="17"/>
               </w:rPr>
               <w:t xml:space="preserve">wind_speed_10m</w:t>
             </w:r>
@@ -5004,6 +5040,8 @@
             <w:r>
               <w:rPr>
                 <w:rStyle w:val="VerbatimChar"/>
+                <w:sz w:val="17"/>
+                <w:szCs w:val="17"/>
               </w:rPr>
               <w:t xml:space="preserve">shortwave_radiation</w:t>
             </w:r>
@@ -5022,6 +5060,8 @@
             <w:r>
               <w:rPr>
                 <w:rStyle w:val="VerbatimChar"/>
+                <w:sz w:val="17"/>
+                <w:szCs w:val="17"/>
               </w:rPr>
               <w:t xml:space="preserve">JSON</w:t>
             </w:r>
@@ -5037,6 +5077,8 @@
             <w:r>
               <w:rPr>
                 <w:rStyle w:val="VerbatimChar"/>
+                <w:sz w:val="17"/>
+                <w:szCs w:val="17"/>
               </w:rPr>
               <w:t xml:space="preserve">CSV</w:t>
             </w:r>
@@ -5046,6 +5088,8 @@
             <w:r>
               <w:rPr>
                 <w:rStyle w:val="VerbatimChar"/>
+                <w:sz w:val="17"/>
+                <w:szCs w:val="17"/>
               </w:rPr>
               <w:t xml:space="preserve">RANGE</w:t>
             </w:r>
@@ -5061,6 +5105,8 @@
             <w:r>
               <w:rPr>
                 <w:rStyle w:val="VerbatimChar"/>
+                <w:sz w:val="17"/>
+                <w:szCs w:val="17"/>
               </w:rPr>
               <w:t xml:space="preserve">observed_at</w:t>
             </w:r>
@@ -5131,9 +5177,6 @@
         </w:tc>
       </w:tr>
       <w:tr>
-        <w:trPr>
-          <w:cantSplit/>
-        </w:trPr>
         <w:tc>
           <w:tcPr/>
           <w:p>
@@ -5173,8 +5216,10 @@
             <w:r>
               <w:rPr>
                 <w:rStyle w:val="VerbatimChar"/>
-              </w:rPr>
-              <w:t xml:space="preserve">client_infrastructure</w:t>
+                <w:sz w:val="17"/>
+                <w:szCs w:val="17"/>
+              </w:rPr>
+              <w:t xml:space="preserve">datacenters</w:t>
             </w:r>
             <w:r>
               <w:t xml:space="preserve">)</w:t>
@@ -5197,6 +5242,8 @@
             <w:r>
               <w:rPr>
                 <w:rStyle w:val="VerbatimChar"/>
+                <w:sz w:val="17"/>
+                <w:szCs w:val="17"/>
               </w:rPr>
               <w:t xml:space="preserve">datacenter_id</w:t>
             </w:r>
@@ -5209,6 +5256,8 @@
             <w:r>
               <w:rPr>
                 <w:rStyle w:val="VerbatimChar"/>
+                <w:sz w:val="17"/>
+                <w:szCs w:val="17"/>
               </w:rPr>
               <w:t xml:space="preserve">name</w:t>
             </w:r>
@@ -5221,6 +5270,8 @@
             <w:r>
               <w:rPr>
                 <w:rStyle w:val="VerbatimChar"/>
+                <w:sz w:val="17"/>
+                <w:szCs w:val="17"/>
               </w:rPr>
               <w:t xml:space="preserve">bidding_zone</w:t>
             </w:r>
@@ -5233,6 +5284,8 @@
             <w:r>
               <w:rPr>
                 <w:rStyle w:val="VerbatimChar"/>
+                <w:sz w:val="17"/>
+                <w:szCs w:val="17"/>
               </w:rPr>
               <w:t xml:space="preserve">latitude</w:t>
             </w:r>
@@ -5245,6 +5298,8 @@
             <w:r>
               <w:rPr>
                 <w:rStyle w:val="VerbatimChar"/>
+                <w:sz w:val="17"/>
+                <w:szCs w:val="17"/>
               </w:rPr>
               <w:t xml:space="preserve">longitude</w:t>
             </w:r>
@@ -5257,6 +5312,8 @@
             <w:r>
               <w:rPr>
                 <w:rStyle w:val="VerbatimChar"/>
+                <w:sz w:val="17"/>
+                <w:szCs w:val="17"/>
               </w:rPr>
               <w:t xml:space="preserve">max_power_kw</w:t>
             </w:r>
@@ -5269,6 +5326,8 @@
             <w:r>
               <w:rPr>
                 <w:rStyle w:val="VerbatimChar"/>
+                <w:sz w:val="17"/>
+                <w:szCs w:val="17"/>
               </w:rPr>
               <w:t xml:space="preserve">base_pue</w:t>
             </w:r>
@@ -5281,6 +5340,8 @@
             <w:r>
               <w:rPr>
                 <w:rStyle w:val="VerbatimChar"/>
+                <w:sz w:val="17"/>
+                <w:szCs w:val="17"/>
               </w:rPr>
               <w:t xml:space="preserve">is_active</w:t>
             </w:r>
@@ -5293,6 +5354,8 @@
             <w:r>
               <w:rPr>
                 <w:rStyle w:val="VerbatimChar"/>
+                <w:sz w:val="17"/>
+                <w:szCs w:val="17"/>
               </w:rPr>
               <w:t xml:space="preserve">created_at</w:t>
             </w:r>
@@ -5317,6 +5380,8 @@
             <w:r>
               <w:rPr>
                 <w:rStyle w:val="VerbatimChar"/>
+                <w:sz w:val="17"/>
+                <w:szCs w:val="17"/>
               </w:rPr>
               <w:t xml:space="preserve">JSON</w:t>
             </w:r>
@@ -5392,6 +5457,8 @@
             <w:r>
               <w:rPr>
                 <w:rStyle w:val="VerbatimChar"/>
+                <w:sz w:val="17"/>
+                <w:szCs w:val="17"/>
               </w:rPr>
               <w:t xml:space="preserve">base_pue &gt;= 1.0</w:t>
             </w:r>
@@ -5404,6 +5471,8 @@
             <w:r>
               <w:rPr>
                 <w:rStyle w:val="VerbatimChar"/>
+                <w:sz w:val="17"/>
+                <w:szCs w:val="17"/>
               </w:rPr>
               <w:t xml:space="preserve">bidding_zone</w:t>
             </w:r>
@@ -5417,9 +5486,6 @@
         </w:tc>
       </w:tr>
       <w:tr>
-        <w:trPr>
-          <w:cantSplit/>
-        </w:trPr>
         <w:tc>
           <w:tcPr/>
           <w:p>
@@ -5459,8 +5525,10 @@
             <w:r>
               <w:rPr>
                 <w:rStyle w:val="VerbatimChar"/>
-              </w:rPr>
-              <w:t xml:space="preserve">task_parameters</w:t>
+                <w:sz w:val="17"/>
+                <w:szCs w:val="17"/>
+              </w:rPr>
+              <w:t xml:space="preserve">jobs</w:t>
             </w:r>
             <w:r>
               <w:t xml:space="preserve">)</w:t>
@@ -5483,6 +5551,8 @@
             <w:r>
               <w:rPr>
                 <w:rStyle w:val="VerbatimChar"/>
+                <w:sz w:val="17"/>
+                <w:szCs w:val="17"/>
               </w:rPr>
               <w:t xml:space="preserve">job_id</w:t>
             </w:r>
@@ -5495,6 +5565,8 @@
             <w:r>
               <w:rPr>
                 <w:rStyle w:val="VerbatimChar"/>
+                <w:sz w:val="17"/>
+                <w:szCs w:val="17"/>
               </w:rPr>
               <w:t xml:space="preserve">name</w:t>
             </w:r>
@@ -5507,6 +5579,8 @@
             <w:r>
               <w:rPr>
                 <w:rStyle w:val="VerbatimChar"/>
+                <w:sz w:val="17"/>
+                <w:szCs w:val="17"/>
               </w:rPr>
               <w:t xml:space="preserve">duration_minutes</w:t>
             </w:r>
@@ -5519,6 +5593,8 @@
             <w:r>
               <w:rPr>
                 <w:rStyle w:val="VerbatimChar"/>
+                <w:sz w:val="17"/>
+                <w:szCs w:val="17"/>
               </w:rPr>
               <w:t xml:space="preserve">required_power_kw</w:t>
             </w:r>
@@ -5531,6 +5607,8 @@
             <w:r>
               <w:rPr>
                 <w:rStyle w:val="VerbatimChar"/>
+                <w:sz w:val="17"/>
+                <w:szCs w:val="17"/>
               </w:rPr>
               <w:t xml:space="preserve">earliest_start</w:t>
             </w:r>
@@ -5543,6 +5621,8 @@
             <w:r>
               <w:rPr>
                 <w:rStyle w:val="VerbatimChar"/>
+                <w:sz w:val="17"/>
+                <w:szCs w:val="17"/>
               </w:rPr>
               <w:t xml:space="preserve">deadline</w:t>
             </w:r>
@@ -5555,6 +5635,8 @@
             <w:r>
               <w:rPr>
                 <w:rStyle w:val="VerbatimChar"/>
+                <w:sz w:val="17"/>
+                <w:szCs w:val="17"/>
               </w:rPr>
               <w:t xml:space="preserve">preferred_datacenter_id</w:t>
             </w:r>
@@ -5567,6 +5649,8 @@
             <w:r>
               <w:rPr>
                 <w:rStyle w:val="VerbatimChar"/>
+                <w:sz w:val="17"/>
+                <w:szCs w:val="17"/>
               </w:rPr>
               <w:t xml:space="preserve">allow_geo_migration</w:t>
             </w:r>
@@ -5579,6 +5663,8 @@
             <w:r>
               <w:rPr>
                 <w:rStyle w:val="VerbatimChar"/>
+                <w:sz w:val="17"/>
+                <w:szCs w:val="17"/>
               </w:rPr>
               <w:t xml:space="preserve">created_at</w:t>
             </w:r>
@@ -5597,6 +5683,8 @@
             <w:r>
               <w:rPr>
                 <w:rStyle w:val="VerbatimChar"/>
+                <w:sz w:val="17"/>
+                <w:szCs w:val="17"/>
               </w:rPr>
               <w:t xml:space="preserve">JSON</w:t>
             </w:r>
@@ -5612,8 +5700,10 @@
             <w:r>
               <w:rPr>
                 <w:rStyle w:val="VerbatimChar"/>
-              </w:rPr>
-              <w:t xml:space="preserve">task_parameters</w:t>
+                <w:sz w:val="17"/>
+                <w:szCs w:val="17"/>
+              </w:rPr>
+              <w:t xml:space="preserve">jobs</w:t>
             </w:r>
           </w:p>
         </w:tc>
@@ -5666,6 +5756,8 @@
             <w:r>
               <w:rPr>
                 <w:rStyle w:val="VerbatimChar"/>
+                <w:sz w:val="17"/>
+                <w:szCs w:val="17"/>
               </w:rPr>
               <w:t xml:space="preserve">/api/v1/recommendations</w:t>
             </w:r>
@@ -5690,6 +5782,8 @@
             <w:r>
               <w:rPr>
                 <w:rStyle w:val="VerbatimChar"/>
+                <w:sz w:val="17"/>
+                <w:szCs w:val="17"/>
               </w:rPr>
               <w:t xml:space="preserve">duration_minutes &gt; 0</w:t>
             </w:r>
@@ -5702,6 +5796,8 @@
             <w:r>
               <w:rPr>
                 <w:rStyle w:val="VerbatimChar"/>
+                <w:sz w:val="17"/>
+                <w:szCs w:val="17"/>
               </w:rPr>
               <w:t xml:space="preserve">required_power_kw &gt; 0</w:t>
             </w:r>
@@ -5714,6 +5810,8 @@
             <w:r>
               <w:rPr>
                 <w:rStyle w:val="VerbatimChar"/>
+                <w:sz w:val="17"/>
+                <w:szCs w:val="17"/>
               </w:rPr>
               <w:t xml:space="preserve">deadline &gt; earliest_start &gt;= now()</w:t>
             </w:r>
@@ -5724,9 +5822,6 @@
         </w:tc>
       </w:tr>
       <w:tr>
-        <w:trPr>
-          <w:cantSplit/>
-        </w:trPr>
         <w:tc>
           <w:tcPr/>
           <w:p>
@@ -5766,8 +5861,10 @@
             <w:r>
               <w:rPr>
                 <w:rStyle w:val="VerbatimChar"/>
-              </w:rPr>
-              <w:t xml:space="preserve">task_history</w:t>
+                <w:sz w:val="17"/>
+                <w:szCs w:val="17"/>
+              </w:rPr>
+              <w:t xml:space="preserve">recommendations</w:t>
             </w:r>
             <w:r>
               <w:t xml:space="preserve">)</w:t>
@@ -5790,6 +5887,8 @@
             <w:r>
               <w:rPr>
                 <w:rStyle w:val="VerbatimChar"/>
+                <w:sz w:val="17"/>
+                <w:szCs w:val="17"/>
               </w:rPr>
               <w:t xml:space="preserve">recommendation_id</w:t>
             </w:r>
@@ -5802,6 +5901,8 @@
             <w:r>
               <w:rPr>
                 <w:rStyle w:val="VerbatimChar"/>
+                <w:sz w:val="17"/>
+                <w:szCs w:val="17"/>
               </w:rPr>
               <w:t xml:space="preserve">job_id</w:t>
             </w:r>
@@ -5814,6 +5915,8 @@
             <w:r>
               <w:rPr>
                 <w:rStyle w:val="VerbatimChar"/>
+                <w:sz w:val="17"/>
+                <w:szCs w:val="17"/>
               </w:rPr>
               <w:t xml:space="preserve">datacenter_id</w:t>
             </w:r>
@@ -5826,6 +5929,8 @@
             <w:r>
               <w:rPr>
                 <w:rStyle w:val="VerbatimChar"/>
+                <w:sz w:val="17"/>
+                <w:szCs w:val="17"/>
               </w:rPr>
               <w:t xml:space="preserve">recommended_start</w:t>
             </w:r>
@@ -5838,6 +5943,8 @@
             <w:r>
               <w:rPr>
                 <w:rStyle w:val="VerbatimChar"/>
+                <w:sz w:val="17"/>
+                <w:szCs w:val="17"/>
               </w:rPr>
               <w:t xml:space="preserve">recommended_end</w:t>
             </w:r>
@@ -5850,6 +5957,8 @@
             <w:r>
               <w:rPr>
                 <w:rStyle w:val="VerbatimChar"/>
+                <w:sz w:val="17"/>
+                <w:szCs w:val="17"/>
               </w:rPr>
               <w:t xml:space="preserve">estimated_energy_kwh</w:t>
             </w:r>
@@ -5862,6 +5971,8 @@
             <w:r>
               <w:rPr>
                 <w:rStyle w:val="VerbatimChar"/>
+                <w:sz w:val="17"/>
+                <w:szCs w:val="17"/>
               </w:rPr>
               <w:t xml:space="preserve">estimated_cost</w:t>
             </w:r>
@@ -5874,6 +5985,8 @@
             <w:r>
               <w:rPr>
                 <w:rStyle w:val="VerbatimChar"/>
+                <w:sz w:val="17"/>
+                <w:szCs w:val="17"/>
               </w:rPr>
               <w:t xml:space="preserve">estimated_savings</w:t>
             </w:r>
@@ -5886,6 +5999,8 @@
             <w:r>
               <w:rPr>
                 <w:rStyle w:val="VerbatimChar"/>
+                <w:sz w:val="17"/>
+                <w:szCs w:val="17"/>
               </w:rPr>
               <w:t xml:space="preserve">currency</w:t>
             </w:r>
@@ -5898,6 +6013,8 @@
             <w:r>
               <w:rPr>
                 <w:rStyle w:val="VerbatimChar"/>
+                <w:sz w:val="17"/>
+                <w:szCs w:val="17"/>
               </w:rPr>
               <w:t xml:space="preserve">calculated_at</w:t>
             </w:r>
@@ -5919,6 +6036,8 @@
             <w:r>
               <w:rPr>
                 <w:rStyle w:val="VerbatimChar"/>
+                <w:sz w:val="17"/>
+                <w:szCs w:val="17"/>
               </w:rPr>
               <w:t xml:space="preserve">RANGE</w:t>
             </w:r>
@@ -5934,6 +6053,8 @@
             <w:r>
               <w:rPr>
                 <w:rStyle w:val="VerbatimChar"/>
+                <w:sz w:val="17"/>
+                <w:szCs w:val="17"/>
               </w:rPr>
               <w:t xml:space="preserve">calculated_at</w:t>
             </w:r>
@@ -6003,6 +6124,8 @@
             <w:r>
               <w:rPr>
                 <w:rStyle w:val="VerbatimChar"/>
+                <w:sz w:val="17"/>
+                <w:szCs w:val="17"/>
               </w:rPr>
               <w:t xml:space="preserve">job_id</w:t>
             </w:r>
@@ -6015,6 +6138,8 @@
             <w:r>
               <w:rPr>
                 <w:rStyle w:val="VerbatimChar"/>
+                <w:sz w:val="17"/>
+                <w:szCs w:val="17"/>
               </w:rPr>
               <w:t xml:space="preserve">datacenter_id</w:t>
             </w:r>
@@ -6027,6 +6152,8 @@
             <w:r>
               <w:rPr>
                 <w:rStyle w:val="VerbatimChar"/>
+                <w:sz w:val="17"/>
+                <w:szCs w:val="17"/>
               </w:rPr>
               <w:t xml:space="preserve">estimated_savings = baseline - estimated_cost</w:t>
             </w:r>
@@ -6039,6 +6166,8 @@
             <w:r>
               <w:rPr>
                 <w:rStyle w:val="VerbatimChar"/>
+                <w:sz w:val="17"/>
+                <w:szCs w:val="17"/>
               </w:rPr>
               <w:t xml:space="preserve">recommended_end &lt;= deadline</w:t>
             </w:r>
@@ -6049,6 +6178,14 @@
         </w:tc>
       </w:tr>
     </w:tbl>
+    <w:p>
+      <w:pPr>
+        <w:sectPr>
+          <w:pgSz w:w="15840" w:h="12240" w:orient="landscape"/>
+          <w:pgMar w:top="1440" w:right="1440" w:bottom="1440" w:left="1440" w:header="720" w:footer="720" w:gutter="0"/>
+        </w:sectPr>
+      </w:pPr>
+    </w:p>
     <w:p>
       <w:r>
         <w:pict>
@@ -6056,8 +6193,8 @@
         </w:pict>
       </w:r>
     </w:p>
-    <w:bookmarkEnd w:id="38"/>
-    <w:bookmarkStart w:id="41" w:name="бизнес-правила-и-системные-ограничения"/>
+    <w:bookmarkEnd w:id="88"/>
+    <w:bookmarkStart w:id="91" w:name="Xf9c2623bee29476e8e18c83f71cb401190cc8b4"/>
     <w:p>
       <w:pPr>
         <w:pStyle w:val="Heading2"/>
@@ -6066,7 +6203,7 @@
         <w:t xml:space="preserve">6. Бизнес-правила и системные ограничения</w:t>
       </w:r>
     </w:p>
-    <w:bookmarkStart w:id="39" w:name="бизнес-правила-business-rules"/>
+    <w:bookmarkStart w:id="89" w:name="X880b3e7979bf2a16e8262839886768784daa968"/>
     <w:p>
       <w:pPr>
         <w:pStyle w:val="Heading3"/>
@@ -6261,7 +6398,16 @@
         <w:br/>
       </w:r>
       <w:r>
-        <w:t xml:space="preserve">Если свежие Day-Ahead цены не поступили до 14:30 CET из-за сбоя серверов ENTSO-E, система переходит в режим Fallback: выдает рекомендацию на основе скользящего среднего тарифа за аналогичные дни предыдущих 3 недель с обязательным предупреждающим флагом</w:t>
+        <w:t xml:space="preserve">Если свежие Day-Ahead цены не поступили до 14:30 CET из-за сбоя серверов ENTSO-E, система переходит в режим Fallback: выдает рекомендацию на основе скользящей медианы тарифа за те же часы аналогичных дней недели предыдущих 3 недель (</w:t>
+      </w:r>
+      <w:r>
+        <w:rPr>
+          <w:rStyle w:val="VerbatimChar"/>
+        </w:rPr>
+        <w:t xml:space="preserve">FR-ENG-05</w:t>
+      </w:r>
+      <w:r>
+        <w:t xml:space="preserve">) с обязательным предупреждающим флагом</w:t>
       </w:r>
       <w:r>
         <w:t xml:space="preserve"> </w:t>
@@ -6313,8 +6459,8 @@
         </w:pict>
       </w:r>
     </w:p>
-    <w:bookmarkEnd w:id="39"/>
-    <w:bookmarkStart w:id="40" w:name="X666d0e0bbd889c057db8ae0a0d8b3a9c55434b8"/>
+    <w:bookmarkEnd w:id="89"/>
+    <w:bookmarkStart w:id="90" w:name="Xecf3f6cd9262a1d6336dab013e5f4274aa8485b"/>
     <w:p>
       <w:pPr>
         <w:pStyle w:val="Heading3"/>
@@ -6461,9 +6607,9 @@
         </w:pict>
       </w:r>
     </w:p>
-    <w:bookmarkEnd w:id="40"/>
-    <w:bookmarkEnd w:id="41"/>
-    <w:bookmarkStart w:id="45" w:name="контекстная-диаграмма-системы-c4-context"/>
+    <w:bookmarkEnd w:id="90"/>
+    <w:bookmarkEnd w:id="91"/>
+    <w:bookmarkStart w:id="95" w:name="X9b23a788801d1950a50ec28b248b7127e67ed75"/>
     <w:p>
       <w:pPr>
         <w:pStyle w:val="Heading2"/>
@@ -6500,20 +6646,20 @@
       <w:r>
         <w:drawing>
           <wp:inline>
-            <wp:extent cx="5334000" cy="9417686"/>
+            <wp:extent cx="5334000" cy="3810000"/>
             <wp:effectExtent b="0" l="0" r="0" t="0"/>
-            <wp:docPr descr="Рисунок 4. Контекстная диаграмма системы EcoGrid Flow (C4 Context)" title="" id="43" name="Picture"/>
+            <wp:docPr descr="Рисунок 4. Контекстная диаграмма системы EcoGrid Flow (C4 Context, уровень 1)" title="" id="93" name="Picture"/>
             <a:graphic>
               <a:graphicData uri="http://schemas.openxmlformats.org/drawingml/2006/picture">
                 <pic:pic>
                   <pic:nvPicPr>
-                    <pic:cNvPr descr="/Users/bogdanleonov/.gemini/antigravity-ide/brain/afda694d-daf5-4b47-b0fb-40820f2ae45e/scratch/sem3_diag_4.png" id="44" name="Picture"/>
+                    <pic:cNvPr descr="context-diagram.png" id="94" name="Picture"/>
                     <pic:cNvPicPr>
                       <a:picLocks noChangeArrowheads="1" noChangeAspect="1"/>
                     </pic:cNvPicPr>
                   </pic:nvPicPr>
                   <pic:blipFill>
-                    <a:blip r:embed="rId42"/>
+                    <a:blip r:embed="rId92"/>
                     <a:stretch>
                       <a:fillRect/>
                     </a:stretch>
@@ -6521,7 +6667,7 @@
                   <pic:spPr bwMode="auto">
                     <a:xfrm>
                       <a:off x="0" y="0"/>
-                      <a:ext cx="5334000" cy="9417686"/>
+                      <a:ext cx="5334000" cy="3810000"/>
                     </a:xfrm>
                     <a:prstGeom prst="rect">
                       <a:avLst/>
@@ -6545,7 +6691,7 @@
         <w:pStyle w:val="ImageCaption"/>
       </w:pPr>
       <w:r>
-        <w:t xml:space="preserve">Рисунок 4. Контекстная диаграмма системы EcoGrid Flow (C4 Context)</w:t>
+        <w:t xml:space="preserve">Рисунок 4. Контекстная диаграмма системы EcoGrid Flow (C4 Context, уровень 1)</w:t>
       </w:r>
     </w:p>
     <w:p>
@@ -6554,14 +6700,62 @@
       </w:pPr>
       <w:r>
         <w:rPr>
-          <w:i/>
-          <w:iCs/>
-        </w:rPr>
-        <w:t xml:space="preserve">Рисунок 4. Контекстная диаграмма системы EcoGrid Flow (C4 Context)</w:t>
-      </w:r>
-    </w:p>
-    <w:bookmarkEnd w:id="45"/>
-    <w:bookmarkEnd w:id="46"/>
+          <w:b/>
+          <w:bCs/>
+        </w:rPr>
+        <w:t xml:space="preserve">Как читать диаграмму.</w:t>
+      </w:r>
+    </w:p>
+    <w:p>
+      <w:pPr>
+        <w:pStyle w:val="Compact"/>
+        <w:numPr>
+          <w:ilvl w:val="0"/>
+          <w:numId w:val="1014"/>
+        </w:numPr>
+      </w:pPr>
+      <w:r>
+        <w:t xml:space="preserve">Внутри пунктирного контура VPC находятся система, её пользователи и внутренние системы клиента. Наружу, в публичный интернет, уходят только запросы за открытыми данными (ENTSO-E, Open-Meteo) через egress-фильтр (NFR-SEC-02).</w:t>
+      </w:r>
+    </w:p>
+    <w:p>
+      <w:pPr>
+        <w:pStyle w:val="Compact"/>
+        <w:numPr>
+          <w:ilvl w:val="0"/>
+          <w:numId w:val="1014"/>
+        </w:numPr>
+      </w:pPr>
+      <w:r>
+        <w:t xml:space="preserve">Оркестратор (Airflow / Slurm) получает рекомендацию (UC-01) и сам запускает задачу в ЦОД. EcoGrid серверами не управляет, поэтому стрелка «оркестратор → ЦОД» идёт мимо системы.</w:t>
+      </w:r>
+    </w:p>
+    <w:p>
+      <w:pPr>
+        <w:pStyle w:val="Compact"/>
+        <w:numPr>
+          <w:ilvl w:val="0"/>
+          <w:numId w:val="1014"/>
+        </w:numPr>
+      </w:pPr>
+      <w:r>
+        <w:t xml:space="preserve">DataOps работает с оркестратором, а не с EcoGrid напрямую: интеграция машинная (M2M).</w:t>
+      </w:r>
+    </w:p>
+    <w:p>
+      <w:pPr>
+        <w:pStyle w:val="Compact"/>
+        <w:numPr>
+          <w:ilvl w:val="0"/>
+          <w:numId w:val="1014"/>
+        </w:numPr>
+      </w:pPr>
+      <w:r>
+        <w:t xml:space="preserve">Внутренние компоненты (ETL, DQ Gate, движок, API, БД) на уровне контекста не показываются, они относятся к уровню Container (см. §4).</w:t>
+      </w:r>
+    </w:p>
+    <w:bookmarkEnd w:id="95"/>
+    <w:bookmarkEnd w:id="96"/>
     <w:sectPr>
       <w:footnotePr>
         <w:numRestart w:val="eachSect"/>
@@ -7037,674 +7231,907 @@
       <w:startOverride w:val="1"/>
     </w:lvlOverride>
   </w:num>
+  <w:num w:numId="1014">
+    <w:abstractNumId w:val="991"/>
+  </w:num>
 </w:numbering>
 </file>
 
 <file path=word/styles.xml><?xml version="1.0" encoding="utf-8"?>
-<ns0:styles xmlns:ns0="http://schemas.openxmlformats.org/wordprocessingml/2006/main">
-  <ns0:docDefaults>
-    <ns0:rPrDefault>
-      <ns0:rPr>
-        <ns0:rFonts ns0:asciiTheme="minorHAnsi" ns0:cstheme="minorBidi" ns0:eastAsiaTheme="minorEastAsia" ns0:hAnsiTheme="minorHAnsi"/>
-        <ns0:sz ns0:val="24"/>
-        <ns0:szCs ns0:val="24"/>
-        <ns0:lang ns0:bidi="ar-SA" ns0:eastAsia="zh-CN" ns0:val="en-US"/>
-      </ns0:rPr>
-    </ns0:rPrDefault>
-    <ns0:pPrDefault>
-      <ns0:pPr>
-        <ns0:spacing ns0:after="200"/>
-      </ns0:pPr>
-    </ns0:pPrDefault>
-  </ns0:docDefaults>
-  <ns0:latentStyles ns0:count="276" ns0:defLockedState="0" ns0:defQFormat="0" ns0:defSemiHidden="0" ns0:defUIPriority="0" ns0:defUnhideWhenUsed="0"/>
-  <ns0:style ns0:default="1" ns0:styleId="Normal" ns0:type="paragraph">
-    <ns0:name ns0:val="Normal"/>
-    <ns0:qFormat/>
-  </ns0:style>
-  <ns0:style ns0:styleId="BodyText" ns0:type="paragraph">
-    <ns0:name ns0:val="Body Text"/>
-    <ns0:basedOn ns0:val="Normal"/>
-    <ns0:link ns0:val="BodyTextChar"/>
-    <ns0:qFormat/>
-    <ns0:pPr>
-      <ns0:spacing ns0:after="180" ns0:before="180"/>
-    </ns0:pPr>
-  </ns0:style>
-  <ns0:style ns0:styleId="FirstParagraph" ns0:type="paragraph">
-    <ns0:name ns0:val="First Paragraph"/>
-    <ns0:basedOn ns0:val="BodyText"/>
-    <ns0:next ns0:val="BodyText"/>
-    <ns0:qFormat/>
-  </ns0:style>
-  <ns0:style ns0:styleId="Compact" ns0:type="paragraph">
-    <ns0:name ns0:val="Compact"/>
-    <ns0:basedOn ns0:val="BodyText"/>
-    <ns0:qFormat/>
-    <ns0:pPr>
-      <ns0:spacing ns0:after="36" ns0:before="36"/>
-    </ns0:pPr>
-  </ns0:style>
-  <ns0:style ns0:styleId="Title" ns0:type="paragraph">
-    <ns0:name ns0:val="Title"/>
-    <ns0:basedOn ns0:val="Normal"/>
-    <ns0:next ns0:val="BodyText"/>
-    <ns0:link ns0:val="TitleChar"/>
-    <ns0:uiPriority ns0:val="10"/>
-    <ns0:qFormat/>
-    <ns0:rsid ns0:val="00A10FD9"/>
-    <ns0:pPr>
-      <ns0:spacing ns0:after="80" ns0:line="240" ns0:lineRule="auto"/>
-      <ns0:contextualSpacing/>
-      <ns0:jc ns0:val="center"/>
-    </ns0:pPr>
-    <ns0:rPr>
-      <ns0:rFonts ns0:asciiTheme="majorHAnsi" ns0:cstheme="majorBidi" ns0:eastAsiaTheme="majorEastAsia" ns0:hAnsiTheme="majorHAnsi"/>
-      <ns0:sz ns0:val="56"/>
-      <ns0:szCs ns0:val="56"/>
-    </ns0:rPr>
-  </ns0:style>
-  <ns0:style ns0:styleId="TitleChar" ns0:type="character">
-    <ns0:name ns0:val="Title Char"/>
-    <ns0:basedOn ns0:val="DefaultParagraphFont"/>
-    <ns0:link ns0:val="Title"/>
-    <ns0:uiPriority ns0:val="10"/>
-    <ns0:rsid ns0:val="00A10FD9"/>
-    <ns0:rPr>
-      <ns0:rFonts ns0:asciiTheme="majorHAnsi" ns0:cstheme="majorBidi" ns0:eastAsiaTheme="majorEastAsia" ns0:hAnsiTheme="majorHAnsi"/>
-      <ns0:sz ns0:val="56"/>
-      <ns0:szCs ns0:val="56"/>
-    </ns0:rPr>
-  </ns0:style>
-  <ns0:style ns0:styleId="Subtitle" ns0:type="paragraph">
-    <ns0:name ns0:val="Subtitle"/>
-    <ns0:basedOn ns0:val="Title"/>
-    <ns0:next ns0:val="BodyText"/>
-    <ns0:link ns0:val="SubtitleChar"/>
-    <ns0:uiPriority ns0:val="11"/>
-    <ns0:qFormat/>
-    <ns0:rsid ns0:val="00A10FD9"/>
-    <ns0:pPr>
-      <ns0:numPr>
-        <ns0:ilvl ns0:val="1"/>
-      </ns0:numPr>
-    </ns0:pPr>
-    <ns0:rPr>
-      <ns0:rFonts ns0:cstheme="majorBidi" ns0:eastAsiaTheme="majorEastAsia"/>
-      <ns0:spacing ns0:val="15"/>
-      <ns0:sz ns0:val="28"/>
-      <ns0:szCs ns0:val="28"/>
-    </ns0:rPr>
-  </ns0:style>
-  <ns0:style ns0:styleId="SubtitleChar" ns0:type="character">
-    <ns0:name ns0:val="Subtitle Char"/>
-    <ns0:basedOn ns0:val="DefaultParagraphFont"/>
-    <ns0:link ns0:val="Subtitle"/>
-    <ns0:uiPriority ns0:val="11"/>
-    <ns0:rsid ns0:val="00A10FD9"/>
-    <ns0:rPr>
-      <ns0:rFonts ns0:cstheme="majorBidi" ns0:eastAsiaTheme="majorEastAsia"/>
-      <ns0:color ns0:themeColor="text1" ns0:themeTint="A6" ns0:val="595959"/>
-      <ns0:spacing ns0:val="15"/>
-      <ns0:sz ns0:val="28"/>
-      <ns0:szCs ns0:val="28"/>
-    </ns0:rPr>
-  </ns0:style>
-  <ns0:style ns0:styleId="Author" ns0:type="paragraph">
-    <ns0:name ns0:val="Author"/>
-    <ns0:basedOn ns0:val="Title"/>
-    <ns0:next ns0:val="BodyText"/>
-    <ns0:qFormat/>
-    <ns0:pPr>
-      <ns0:keepNext/>
-      <ns0:keepLines/>
-    </ns0:pPr>
-    <ns0:rPr>
-      <ns0:sz ns0:val="24"/>
-      <ns0:szCs ns0:val="24"/>
-    </ns0:rPr>
-  </ns0:style>
-  <ns0:style ns0:styleId="Date" ns0:type="paragraph">
-    <ns0:name ns0:val="Date"/>
-    <ns0:basedOn ns0:val="Title"/>
-    <ns0:next ns0:val="BodyText"/>
-    <ns0:qFormat/>
-    <ns0:pPr>
-      <ns0:keepNext/>
-      <ns0:keepLines/>
-    </ns0:pPr>
-    <ns0:rPr>
-      <ns0:sz ns0:val="24"/>
-      <ns0:szCs ns0:val="24"/>
-    </ns0:rPr>
-  </ns0:style>
-  <ns0:style ns0:styleId="AbstractTitle" ns0:type="paragraph">
-    <ns0:name ns0:val="Abstract Title"/>
-    <ns0:basedOn ns0:val="Normal"/>
-    <ns0:next ns0:val="Abstract"/>
-    <ns0:qFormat/>
-    <ns0:pPr>
-      <ns0:keepNext/>
-      <ns0:keepLines/>
-      <ns0:spacing ns0:after="0" ns0:before="300"/>
-      <ns0:jc ns0:val="center"/>
-    </ns0:pPr>
-    <ns0:rPr>
-      <ns0:b/>
-      <ns0:sz ns0:val="20"/>
-      <ns0:szCs ns0:val="20"/>
-    </ns0:rPr>
-  </ns0:style>
-  <ns0:style ns0:styleId="Abstract" ns0:type="paragraph">
-    <ns0:name ns0:val="Abstract"/>
-    <ns0:basedOn ns0:val="Normal"/>
-    <ns0:next ns0:val="BodyText"/>
-    <ns0:qFormat/>
-    <ns0:pPr>
-      <ns0:keepNext/>
-      <ns0:keepLines/>
-      <ns0:spacing ns0:after="300" ns0:before="100"/>
-    </ns0:pPr>
-    <ns0:rPr>
-      <ns0:sz ns0:val="20"/>
-      <ns0:szCs ns0:val="20"/>
-    </ns0:rPr>
-  </ns0:style>
-  <ns0:style ns0:styleId="Bibliography" ns0:type="paragraph">
-    <ns0:name ns0:val="Bibliography"/>
-    <ns0:basedOn ns0:val="Normal"/>
-    <ns0:next ns0:val="Bibliography"/>
-    <ns0:qFormat/>
-    <ns0:pPr/>
-    <ns0:rPr/>
-  </ns0:style>
-  <ns0:style ns0:styleId="Heading1" ns0:type="paragraph">
-    <ns0:name ns0:val="heading 1"/>
-    <ns0:basedOn ns0:val="Normal"/>
-    <ns0:next ns0:val="BodyText"/>
-    <ns0:link ns0:val="Heading1Char"/>
-    <ns0:uiPriority ns0:val="9"/>
-    <ns0:qFormat/>
-    <ns0:rsid ns0:val="00A10FD9"/>
-    <ns0:pPr>
-      <ns0:keepNext/>
-      <ns0:keepLines/>
-      <ns0:spacing ns0:after="80" ns0:before="360"/>
-      <ns0:outlineLvl ns0:val="0"/>
-    </ns0:pPr>
-    <ns0:rPr>
-      <ns0:rFonts ns0:asciiTheme="majorHAnsi" ns0:cstheme="majorBidi" ns0:eastAsiaTheme="majorEastAsia" ns0:hAnsiTheme="majorHAnsi"/>
-      <ns0:color ns0:themeColor="accent1" ns0:themeShade="BF" ns0:val="0F4761"/>
-      <ns0:sz ns0:val="40"/>
-      <ns0:szCs ns0:val="40"/>
-    </ns0:rPr>
-  </ns0:style>
-  <ns0:style ns0:styleId="Heading2" ns0:type="paragraph">
-    <ns0:name ns0:val="heading 2"/>
-    <ns0:basedOn ns0:val="Normal"/>
-    <ns0:next ns0:val="BodyText"/>
-    <ns0:link ns0:val="Heading2Char"/>
-    <ns0:uiPriority ns0:val="9"/>
-    <ns0:semiHidden/>
-    <ns0:unhideWhenUsed/>
-    <ns0:qFormat/>
-    <ns0:rsid ns0:val="00A10FD9"/>
-    <ns0:pPr>
-      <ns0:keepNext/>
-      <ns0:keepLines/>
-      <ns0:spacing ns0:after="80" ns0:before="160"/>
-      <ns0:outlineLvl ns0:val="1"/>
-    </ns0:pPr>
-    <ns0:rPr>
-      <ns0:rFonts ns0:asciiTheme="majorHAnsi" ns0:cstheme="majorBidi" ns0:eastAsiaTheme="majorEastAsia" ns0:hAnsiTheme="majorHAnsi"/>
-      <ns0:color ns0:themeColor="accent1" ns0:themeShade="BF" ns0:val="0F4761"/>
-      <ns0:sz ns0:val="32"/>
-      <ns0:szCs ns0:val="32"/>
-    </ns0:rPr>
-  </ns0:style>
-  <ns0:style ns0:styleId="Heading3" ns0:type="paragraph">
-    <ns0:name ns0:val="heading 3"/>
-    <ns0:basedOn ns0:val="Normal"/>
-    <ns0:next ns0:val="BodyText"/>
-    <ns0:link ns0:val="Heading3Char"/>
-    <ns0:uiPriority ns0:val="9"/>
-    <ns0:semiHidden/>
-    <ns0:unhideWhenUsed/>
-    <ns0:qFormat/>
-    <ns0:rsid ns0:val="00A10FD9"/>
-    <ns0:pPr>
-      <ns0:keepNext/>
-      <ns0:keepLines/>
-      <ns0:spacing ns0:after="80" ns0:before="160"/>
-      <ns0:outlineLvl ns0:val="2"/>
-    </ns0:pPr>
-    <ns0:rPr>
-      <ns0:rFonts ns0:cstheme="majorBidi" ns0:eastAsiaTheme="majorEastAsia"/>
-      <ns0:color ns0:themeColor="accent1" ns0:themeShade="BF" ns0:val="0F4761"/>
-      <ns0:sz ns0:val="28"/>
-      <ns0:szCs ns0:val="28"/>
-    </ns0:rPr>
-  </ns0:style>
-  <ns0:style ns0:styleId="Heading4" ns0:type="paragraph">
-    <ns0:name ns0:val="heading 4"/>
-    <ns0:basedOn ns0:val="Normal"/>
-    <ns0:next ns0:val="BodyText"/>
-    <ns0:link ns0:val="Heading4Char"/>
-    <ns0:uiPriority ns0:val="9"/>
-    <ns0:semiHidden/>
-    <ns0:unhideWhenUsed/>
-    <ns0:qFormat/>
-    <ns0:rsid ns0:val="00A10FD9"/>
-    <ns0:pPr>
-      <ns0:keepNext/>
-      <ns0:keepLines/>
-      <ns0:spacing ns0:after="40" ns0:before="80"/>
-      <ns0:outlineLvl ns0:val="3"/>
-    </ns0:pPr>
-    <ns0:rPr>
-      <ns0:rFonts ns0:cstheme="majorBidi" ns0:eastAsiaTheme="majorEastAsia"/>
-      <ns0:i/>
-      <ns0:iCs/>
-      <ns0:color ns0:themeColor="accent1" ns0:themeShade="BF" ns0:val="0F4761"/>
-    </ns0:rPr>
-  </ns0:style>
-  <ns0:style ns0:styleId="Heading5" ns0:type="paragraph">
-    <ns0:name ns0:val="heading 5"/>
-    <ns0:basedOn ns0:val="Normal"/>
-    <ns0:next ns0:val="BodyText"/>
-    <ns0:link ns0:val="Heading5Char"/>
-    <ns0:uiPriority ns0:val="9"/>
-    <ns0:semiHidden/>
-    <ns0:unhideWhenUsed/>
-    <ns0:qFormat/>
-    <ns0:rsid ns0:val="00A10FD9"/>
-    <ns0:pPr>
-      <ns0:keepNext/>
-      <ns0:keepLines/>
-      <ns0:spacing ns0:after="40" ns0:before="80"/>
-      <ns0:outlineLvl ns0:val="4"/>
-    </ns0:pPr>
-    <ns0:rPr>
-      <ns0:rFonts ns0:cstheme="majorBidi" ns0:eastAsiaTheme="majorEastAsia"/>
-      <ns0:color ns0:themeColor="accent1" ns0:themeShade="BF" ns0:val="0F4761"/>
-    </ns0:rPr>
-  </ns0:style>
-  <ns0:style ns0:styleId="Heading6" ns0:type="paragraph">
-    <ns0:name ns0:val="heading 6"/>
-    <ns0:basedOn ns0:val="Normal"/>
-    <ns0:next ns0:val="BodyText"/>
-    <ns0:link ns0:val="Heading6Char"/>
-    <ns0:uiPriority ns0:val="9"/>
-    <ns0:semiHidden/>
-    <ns0:unhideWhenUsed/>
-    <ns0:qFormat/>
-    <ns0:rsid ns0:val="00A10FD9"/>
-    <ns0:pPr>
-      <ns0:keepNext/>
-      <ns0:keepLines/>
-      <ns0:spacing ns0:after="0" ns0:before="40"/>
-      <ns0:outlineLvl ns0:val="5"/>
-    </ns0:pPr>
-    <ns0:rPr>
-      <ns0:rFonts ns0:cstheme="majorBidi" ns0:eastAsiaTheme="majorEastAsia"/>
-      <ns0:i/>
-      <ns0:iCs/>
-      <ns0:color ns0:themeColor="text1" ns0:themeTint="A6" ns0:val="595959"/>
-    </ns0:rPr>
-  </ns0:style>
-  <ns0:style ns0:styleId="Heading7" ns0:type="paragraph">
-    <ns0:name ns0:val="heading 7"/>
-    <ns0:basedOn ns0:val="Normal"/>
-    <ns0:next ns0:val="BodyText"/>
-    <ns0:link ns0:val="Heading7Char"/>
-    <ns0:uiPriority ns0:val="9"/>
-    <ns0:semiHidden/>
-    <ns0:unhideWhenUsed/>
-    <ns0:qFormat/>
-    <ns0:rsid ns0:val="00A10FD9"/>
-    <ns0:pPr>
-      <ns0:keepNext/>
-      <ns0:keepLines/>
-      <ns0:spacing ns0:after="0" ns0:before="40"/>
-      <ns0:outlineLvl ns0:val="6"/>
-    </ns0:pPr>
-    <ns0:rPr>
-      <ns0:rFonts ns0:cstheme="majorBidi" ns0:eastAsiaTheme="majorEastAsia"/>
-      <ns0:color ns0:themeColor="text1" ns0:themeTint="A6" ns0:val="595959"/>
-    </ns0:rPr>
-  </ns0:style>
-  <ns0:style ns0:styleId="Heading8" ns0:type="paragraph">
-    <ns0:name ns0:val="heading 8"/>
-    <ns0:basedOn ns0:val="Normal"/>
-    <ns0:next ns0:val="BodyText"/>
-    <ns0:link ns0:val="Heading8Char"/>
-    <ns0:uiPriority ns0:val="9"/>
-    <ns0:semiHidden/>
-    <ns0:unhideWhenUsed/>
-    <ns0:qFormat/>
-    <ns0:rsid ns0:val="00A10FD9"/>
-    <ns0:pPr>
-      <ns0:keepNext/>
-      <ns0:keepLines/>
-      <ns0:spacing ns0:after="0"/>
-      <ns0:outlineLvl ns0:val="7"/>
-    </ns0:pPr>
-    <ns0:rPr>
-      <ns0:rFonts ns0:cstheme="majorBidi" ns0:eastAsiaTheme="majorEastAsia"/>
-      <ns0:i/>
-      <ns0:iCs/>
-      <ns0:color ns0:themeColor="text1" ns0:themeTint="D8" ns0:val="272727"/>
-    </ns0:rPr>
-  </ns0:style>
-  <ns0:style ns0:styleId="Heading9" ns0:type="paragraph">
-    <ns0:name ns0:val="heading 9"/>
-    <ns0:basedOn ns0:val="Normal"/>
-    <ns0:next ns0:val="BodyText"/>
-    <ns0:link ns0:val="Heading9Char"/>
-    <ns0:uiPriority ns0:val="9"/>
-    <ns0:semiHidden/>
-    <ns0:unhideWhenUsed/>
-    <ns0:qFormat/>
-    <ns0:rsid ns0:val="00A10FD9"/>
-    <ns0:pPr>
-      <ns0:keepNext/>
-      <ns0:keepLines/>
-      <ns0:spacing ns0:after="0"/>
-      <ns0:outlineLvl ns0:val="8"/>
-    </ns0:pPr>
-    <ns0:rPr>
-      <ns0:rFonts ns0:cstheme="majorBidi" ns0:eastAsiaTheme="majorEastAsia"/>
-      <ns0:color ns0:themeColor="text1" ns0:themeTint="D8" ns0:val="272727"/>
-    </ns0:rPr>
-  </ns0:style>
-  <ns0:style ns0:styleId="Heading1Char" ns0:type="character">
-    <ns0:name ns0:val="Heading 1 Char"/>
-    <ns0:basedOn ns0:val="DefaultParagraphFont"/>
-    <ns0:link ns0:val="Heading1"/>
-    <ns0:uiPriority ns0:val="9"/>
-    <ns0:rsid ns0:val="00A10FD9"/>
-    <ns0:rPr>
-      <ns0:rFonts ns0:asciiTheme="majorHAnsi" ns0:cstheme="majorBidi" ns0:eastAsiaTheme="majorEastAsia" ns0:hAnsiTheme="majorHAnsi"/>
-      <ns0:color ns0:themeColor="accent1" ns0:themeShade="BF" ns0:val="0F4761"/>
-      <ns0:sz ns0:val="40"/>
-      <ns0:szCs ns0:val="40"/>
-    </ns0:rPr>
-  </ns0:style>
-  <ns0:style ns0:styleId="Heading2Char" ns0:type="character">
-    <ns0:name ns0:val="Heading 2 Char"/>
-    <ns0:basedOn ns0:val="DefaultParagraphFont"/>
-    <ns0:link ns0:val="Heading2"/>
-    <ns0:uiPriority ns0:val="9"/>
-    <ns0:semiHidden/>
-    <ns0:rsid ns0:val="00A10FD9"/>
-    <ns0:rPr>
-      <ns0:rFonts ns0:asciiTheme="majorHAnsi" ns0:cstheme="majorBidi" ns0:eastAsiaTheme="majorEastAsia" ns0:hAnsiTheme="majorHAnsi"/>
-      <ns0:color ns0:themeColor="accent1" ns0:themeShade="BF" ns0:val="0F4761"/>
-      <ns0:sz ns0:val="32"/>
-      <ns0:szCs ns0:val="32"/>
-    </ns0:rPr>
-  </ns0:style>
-  <ns0:style ns0:styleId="Heading3Char" ns0:type="character">
-    <ns0:name ns0:val="Heading 3 Char"/>
-    <ns0:basedOn ns0:val="DefaultParagraphFont"/>
-    <ns0:link ns0:val="Heading3"/>
-    <ns0:uiPriority ns0:val="9"/>
-    <ns0:semiHidden/>
-    <ns0:rsid ns0:val="00A10FD9"/>
-    <ns0:rPr>
-      <ns0:rFonts ns0:cstheme="majorBidi" ns0:eastAsiaTheme="majorEastAsia"/>
-      <ns0:color ns0:themeColor="accent1" ns0:themeShade="BF" ns0:val="0F4761"/>
-      <ns0:sz ns0:val="28"/>
-      <ns0:szCs ns0:val="28"/>
-    </ns0:rPr>
-  </ns0:style>
-  <ns0:style ns0:styleId="Heading4Char" ns0:type="character">
-    <ns0:name ns0:val="Heading 4 Char"/>
-    <ns0:basedOn ns0:val="DefaultParagraphFont"/>
-    <ns0:link ns0:val="Heading4"/>
-    <ns0:uiPriority ns0:val="9"/>
-    <ns0:semiHidden/>
-    <ns0:rsid ns0:val="00A10FD9"/>
-    <ns0:rPr>
-      <ns0:rFonts ns0:cstheme="majorBidi" ns0:eastAsiaTheme="majorEastAsia"/>
-      <ns0:i/>
-      <ns0:iCs/>
-      <ns0:color ns0:themeColor="accent1" ns0:themeShade="BF" ns0:val="0F4761"/>
-    </ns0:rPr>
-  </ns0:style>
-  <ns0:style ns0:styleId="Heading5Char" ns0:type="character">
-    <ns0:name ns0:val="Heading 5 Char"/>
-    <ns0:basedOn ns0:val="DefaultParagraphFont"/>
-    <ns0:link ns0:val="Heading5"/>
-    <ns0:uiPriority ns0:val="9"/>
-    <ns0:semiHidden/>
-    <ns0:rsid ns0:val="00A10FD9"/>
-    <ns0:rPr>
-      <ns0:rFonts ns0:cstheme="majorBidi" ns0:eastAsiaTheme="majorEastAsia"/>
-      <ns0:color ns0:themeColor="accent1" ns0:themeShade="BF" ns0:val="0F4761"/>
-    </ns0:rPr>
-  </ns0:style>
-  <ns0:style ns0:styleId="Heading6Char" ns0:type="character">
-    <ns0:name ns0:val="Heading 6 Char"/>
-    <ns0:basedOn ns0:val="DefaultParagraphFont"/>
-    <ns0:link ns0:val="Heading6"/>
-    <ns0:uiPriority ns0:val="9"/>
-    <ns0:semiHidden/>
-    <ns0:rsid ns0:val="00A10FD9"/>
-    <ns0:rPr>
-      <ns0:rFonts ns0:cstheme="majorBidi" ns0:eastAsiaTheme="majorEastAsia"/>
-      <ns0:i/>
-      <ns0:iCs/>
-      <ns0:color ns0:themeColor="text1" ns0:themeTint="A6" ns0:val="595959"/>
-    </ns0:rPr>
-  </ns0:style>
-  <ns0:style ns0:styleId="Heading7Char" ns0:type="character">
-    <ns0:name ns0:val="Heading 7 Char"/>
-    <ns0:basedOn ns0:val="DefaultParagraphFont"/>
-    <ns0:link ns0:val="Heading7"/>
-    <ns0:uiPriority ns0:val="9"/>
-    <ns0:semiHidden/>
-    <ns0:rsid ns0:val="00A10FD9"/>
-    <ns0:rPr>
-      <ns0:rFonts ns0:cstheme="majorBidi" ns0:eastAsiaTheme="majorEastAsia"/>
-      <ns0:color ns0:themeColor="text1" ns0:themeTint="A6" ns0:val="595959"/>
-    </ns0:rPr>
-  </ns0:style>
-  <ns0:style ns0:styleId="Heading8Char" ns0:type="character">
-    <ns0:name ns0:val="Heading 8 Char"/>
-    <ns0:basedOn ns0:val="DefaultParagraphFont"/>
-    <ns0:link ns0:val="Heading8"/>
-    <ns0:uiPriority ns0:val="9"/>
-    <ns0:semiHidden/>
-    <ns0:rsid ns0:val="00A10FD9"/>
-    <ns0:rPr>
-      <ns0:rFonts ns0:cstheme="majorBidi" ns0:eastAsiaTheme="majorEastAsia"/>
-      <ns0:i/>
-      <ns0:iCs/>
-      <ns0:color ns0:themeColor="text1" ns0:themeTint="D8" ns0:val="272727"/>
-    </ns0:rPr>
-  </ns0:style>
-  <ns0:style ns0:styleId="Heading9Char" ns0:type="character">
-    <ns0:name ns0:val="Heading 9 Char"/>
-    <ns0:basedOn ns0:val="DefaultParagraphFont"/>
-    <ns0:link ns0:val="Heading9"/>
-    <ns0:uiPriority ns0:val="9"/>
-    <ns0:semiHidden/>
-    <ns0:rsid ns0:val="00A10FD9"/>
-    <ns0:rPr>
-      <ns0:rFonts ns0:cstheme="majorBidi" ns0:eastAsiaTheme="majorEastAsia"/>
-      <ns0:color ns0:themeColor="text1" ns0:themeTint="D8" ns0:val="272727"/>
-    </ns0:rPr>
-  </ns0:style>
-  <ns0:style ns0:styleId="BlockText" ns0:type="paragraph">
-    <ns0:name ns0:val="Block Text"/>
-    <ns0:basedOn ns0:val="BodyText"/>
-    <ns0:next ns0:val="BodyText"/>
-    <ns0:uiPriority ns0:val="9"/>
-    <ns0:unhideWhenUsed/>
-    <ns0:qFormat/>
-    <ns0:pPr>
-      <ns0:spacing ns0:after="100" ns0:before="100"/>
-      <ns0:ind ns0:firstLine="0" ns0:left="480" ns0:right="480"/>
-    </ns0:pPr>
-  </ns0:style>
-  <ns0:style ns0:styleId="FootnoteText" ns0:type="paragraph">
-    <ns0:name ns0:val="Footnote Text"/>
-    <ns0:basedOn ns0:val="Normal"/>
-    <ns0:next ns0:val="FootnoteText"/>
-    <ns0:uiPriority ns0:val="9"/>
-    <ns0:unhideWhenUsed/>
-    <ns0:qFormat/>
-  </ns0:style>
-  <ns0:style ns0:styleId="FootnoteBlockText" ns0:type="paragraph">
-    <ns0:name ns0:val="Footnote Block Text"/>
-    <ns0:basedOn ns0:val="FootnoteText"/>
-    <ns0:next ns0:val="FootnoteText"/>
-    <ns0:uiPriority ns0:val="9"/>
-    <ns0:unhideWhenUsed/>
-    <ns0:qFormat/>
-    <ns0:pPr>
-      <ns0:spacing ns0:after="100" ns0:before="100"/>
-      <ns0:ind ns0:firstLine="0" ns0:left="480" ns0:right="480"/>
-    </ns0:pPr>
-  </ns0:style>
-  <ns0:style ns0:default="1" ns0:styleId="DefaultParagraphFont" ns0:type="character">
-    <ns0:name ns0:val="Default Paragraph Font"/>
-    <ns0:semiHidden/>
-    <ns0:unhideWhenUsed/>
-  </ns0:style>
-  <ns0:style ns0:default="1" ns0:styleId="Table" ns0:type="table">
-    <ns0:name ns0:val="Table"/>
-    <ns0:basedOn ns0:val="TableNormal"/>
-    <ns0:semiHidden/>
-    <ns0:unhideWhenUsed/>
-    <ns0:qFormat/>
-    <ns0:tblPr>
-      <ns0:tblInd ns0:type="dxa" ns0:w="0"/>
-      <ns0:tblCellMar>
-        <ns0:top ns0:type="dxa" ns0:w="0"/>
-        <ns0:left ns0:type="dxa" ns0:w="108"/>
-        <ns0:bottom ns0:type="dxa" ns0:w="0"/>
-        <ns0:right ns0:type="dxa" ns0:w="108"/>
-      </ns0:tblCellMar>
-    </ns0:tblPr>
-    <ns0:tblStylePr ns0:type="firstRow">
-      <ns0:tcPr>
-        <ns0:tcBorders>
-          <ns0:bottom ns0:val="single"/>
-        </ns0:tcBorders>
-        <ns0:vAlign ns0:val="bottom"/>
-      </ns0:tcPr>
-    </ns0:tblStylePr>
-  </ns0:style>
-  <ns0:style ns0:styleId="DefinitionTerm" ns0:type="paragraph">
-    <ns0:name ns0:val="Definition Term"/>
-    <ns0:basedOn ns0:val="Normal"/>
-    <ns0:next ns0:val="Definition"/>
-    <ns0:pPr>
-      <ns0:keepNext/>
-      <ns0:keepLines/>
-      <ns0:spacing ns0:after="0"/>
-    </ns0:pPr>
-    <ns0:rPr>
-      <ns0:b/>
-    </ns0:rPr>
-  </ns0:style>
-  <ns0:style ns0:styleId="Definition" ns0:type="paragraph">
-    <ns0:name ns0:val="Definition"/>
-    <ns0:basedOn ns0:val="Normal"/>
-  </ns0:style>
-  <ns0:style ns0:styleId="Caption" ns0:type="paragraph">
-    <ns0:name ns0:val="Caption"/>
-    <ns0:basedOn ns0:val="Normal"/>
-    <ns0:link ns0:val="BodyTextChar"/>
-    <ns0:pPr>
-      <ns0:spacing ns0:after="120" ns0:before="0"/>
-    </ns0:pPr>
-    <ns0:rPr>
-      <ns0:i/>
-    </ns0:rPr>
-  </ns0:style>
-  <ns0:style ns0:styleId="TableCaption" ns0:type="paragraph">
-    <ns0:name ns0:val="Table Caption"/>
-    <ns0:basedOn ns0:val="Caption"/>
-    <ns0:pPr>
-      <ns0:keepNext/>
-    </ns0:pPr>
-  </ns0:style>
-  <ns0:style ns0:styleId="ImageCaption" ns0:type="paragraph">
-    <ns0:name ns0:val="Image Caption"/>
-    <ns0:basedOn ns0:val="Caption"/>
-  </ns0:style>
-  <ns0:style ns0:styleId="Figure" ns0:type="paragraph">
-    <ns0:name ns0:val="Figure"/>
-    <ns0:basedOn ns0:val="Normal"/>
-  </ns0:style>
-  <ns0:style ns0:styleId="CaptionedFigure" ns0:type="paragraph">
-    <ns0:name ns0:val="Captioned Figure"/>
-    <ns0:basedOn ns0:val="Figure"/>
-    <ns0:pPr>
-      <ns0:keepNext/>
-    </ns0:pPr>
-  </ns0:style>
-  <ns0:style ns0:styleId="BodyTextChar" ns0:type="character">
-    <ns0:name ns0:val="Body Text Char"/>
-    <ns0:basedOn ns0:val="DefaultParagraphFont"/>
-    <ns0:link ns0:val="BodyText"/>
-  </ns0:style>
-  <ns0:style ns0:styleId="VerbatimChar" ns0:type="character">
-    <ns0:name ns0:val="Verbatim Char"/>
-    <ns0:basedOn ns0:val="BodyTextChar"/>
-    <ns0:rPr>
-      <ns0:rFonts ns0:ascii="Consolas" ns0:hAnsi="Consolas"/>
-      <ns0:sz ns0:val="22"/>
-    </ns0:rPr>
-  </ns0:style>
-  <ns0:style ns0:styleId="SectionNumber" ns0:type="character">
-    <ns0:name ns0:val="Section Number"/>
-    <ns0:basedOn ns0:val="BodyTextChar"/>
-  </ns0:style>
-  <ns0:style ns0:styleId="FootnoteReference" ns0:type="character">
-    <ns0:name ns0:val="Footnote Reference"/>
-    <ns0:basedOn ns0:val="BodyTextChar"/>
-    <ns0:rPr>
-      <ns0:vertAlign ns0:val="superscript"/>
-    </ns0:rPr>
-  </ns0:style>
-  <ns0:style ns0:styleId="Hyperlink" ns0:type="character">
-    <ns0:name ns0:val="Hyperlink"/>
-    <ns0:basedOn ns0:val="BodyTextChar"/>
-    <ns0:rPr>
-      <ns0:color ns0:themeColor="accent1" ns0:val="4F81BD"/>
-    </ns0:rPr>
-  </ns0:style>
-  <ns0:style ns0:styleId="TOCHeading" ns0:type="paragraph">
-    <ns0:name ns0:val="TOC Heading"/>
-    <ns0:basedOn ns0:val="Heading1"/>
-    <ns0:next ns0:val="BodyText"/>
-    <ns0:uiPriority ns0:val="39"/>
-    <ns0:unhideWhenUsed/>
-    <ns0:qFormat/>
-    <ns0:pPr>
-      <ns0:spacing ns0:before="240" ns0:line="259" ns0:lineRule="auto"/>
-      <ns0:outlineLvl ns0:val="9"/>
-    </ns0:pPr>
-    <ns0:rPr>
-      <ns0:rFonts ns0:asciiTheme="majorHAnsi" ns0:cstheme="majorBidi" ns0:eastAsiaTheme="majorEastAsia" ns0:hAnsiTheme="majorHAnsi"/>
-      <ns0:b ns0:val="0"/>
-      <ns0:bCs ns0:val="0"/>
-      <ns0:color ns0:themeColor="accent1" ns0:themeShade="BF" ns0:val="365F91"/>
-    </ns0:rPr>
-  </ns0:style>
-  <ns0:style ns0:type="paragraph" ns0:styleId="SourceCode">
-    <ns0:name ns0:val="Source Code"/>
-    <ns0:basedOn ns0:val="Normal"/>
-    <ns0:link ns0:val="VerbatimChar"/>
-    <ns0:pPr>
-      <ns0:wordWrap ns0:val="off"/>
-    </ns0:pPr>
-  </ns0:style>
-</ns0:styles>
+<w:styles xmlns:r="http://schemas.openxmlformats.org/officeDocument/2006/relationships" xmlns:w="http://schemas.openxmlformats.org/wordprocessingml/2006/main">
+  <w:docDefaults>
+    <w:rPrDefault>
+      <w:rPr>
+        <w:rFonts w:asciiTheme="minorHAnsi" w:cstheme="minorBidi" w:eastAsiaTheme="minorEastAsia" w:hAnsiTheme="minorHAnsi"/>
+        <w:sz w:val="24"/>
+        <w:szCs w:val="24"/>
+        <w:lang w:bidi="ar-SA" w:eastAsia="zh-CN" w:val="en-US"/>
+      </w:rPr>
+    </w:rPrDefault>
+    <w:pPrDefault>
+      <w:pPr>
+        <w:spacing w:after="200"/>
+      </w:pPr>
+    </w:pPrDefault>
+  </w:docDefaults>
+  <w:latentStyles w:count="276" w:defLockedState="0" w:defQFormat="0" w:defSemiHidden="0" w:defUIPriority="0" w:defUnhideWhenUsed="0"/>
+  <w:style w:default="1" w:styleId="Normal" w:type="paragraph">
+    <w:name w:val="Normal"/>
+    <w:qFormat/>
+  </w:style>
+  <w:style w:styleId="BodyText" w:type="paragraph">
+    <w:name w:val="Body Text"/>
+    <w:basedOn w:val="Normal"/>
+    <w:link w:val="BodyTextChar"/>
+    <w:qFormat/>
+    <w:pPr>
+      <w:spacing w:after="180" w:before="180"/>
+    </w:pPr>
+  </w:style>
+  <w:style w:customStyle="1" w:styleId="FirstParagraph" w:type="paragraph">
+    <w:name w:val="First Paragraph"/>
+    <w:basedOn w:val="BodyText"/>
+    <w:next w:val="BodyText"/>
+    <w:qFormat/>
+  </w:style>
+  <w:style w:customStyle="1" w:styleId="Compact" w:type="paragraph">
+    <w:name w:val="Compact"/>
+    <w:basedOn w:val="BodyText"/>
+    <w:qFormat/>
+    <w:pPr>
+      <w:spacing w:after="36" w:before="36"/>
+    </w:pPr>
+  </w:style>
+  <w:style w:styleId="Title" w:type="paragraph">
+    <w:name w:val="Title"/>
+    <w:basedOn w:val="Normal"/>
+    <w:next w:val="BodyText"/>
+    <w:link w:val="TitleChar"/>
+    <w:uiPriority w:val="10"/>
+    <w:qFormat/>
+    <w:rsid w:val="00A10FD9"/>
+    <w:pPr>
+      <w:spacing w:after="80" w:line="240" w:lineRule="auto"/>
+      <w:contextualSpacing/>
+      <w:jc w:val="center"/>
+    </w:pPr>
+    <w:rPr>
+      <w:rFonts w:asciiTheme="majorHAnsi" w:cstheme="majorBidi" w:eastAsiaTheme="majorEastAsia" w:hAnsiTheme="majorHAnsi"/>
+      <w:sz w:val="56"/>
+      <w:szCs w:val="56"/>
+    </w:rPr>
+  </w:style>
+  <w:style w:customStyle="1" w:styleId="TitleChar" w:type="character">
+    <w:name w:val="Title Char"/>
+    <w:basedOn w:val="DefaultParagraphFont"/>
+    <w:link w:val="Title"/>
+    <w:uiPriority w:val="10"/>
+    <w:rsid w:val="00A10FD9"/>
+    <w:rPr>
+      <w:rFonts w:asciiTheme="majorHAnsi" w:cstheme="majorBidi" w:eastAsiaTheme="majorEastAsia" w:hAnsiTheme="majorHAnsi"/>
+      <w:sz w:val="56"/>
+      <w:szCs w:val="56"/>
+    </w:rPr>
+  </w:style>
+  <w:style w:styleId="Subtitle" w:type="paragraph">
+    <w:name w:val="Subtitle"/>
+    <w:basedOn w:val="Title"/>
+    <w:next w:val="BodyText"/>
+    <w:link w:val="SubtitleChar"/>
+    <w:uiPriority w:val="11"/>
+    <w:qFormat/>
+    <w:rsid w:val="00A10FD9"/>
+    <w:pPr>
+      <w:numPr>
+        <w:ilvl w:val="1"/>
+      </w:numPr>
+    </w:pPr>
+    <w:rPr>
+      <w:rFonts w:cstheme="majorBidi" w:eastAsiaTheme="majorEastAsia"/>
+      <w:spacing w:val="15"/>
+      <w:sz w:val="28"/>
+      <w:szCs w:val="28"/>
+    </w:rPr>
+  </w:style>
+  <w:style w:customStyle="1" w:styleId="SubtitleChar" w:type="character">
+    <w:name w:val="Subtitle Char"/>
+    <w:basedOn w:val="DefaultParagraphFont"/>
+    <w:link w:val="Subtitle"/>
+    <w:uiPriority w:val="11"/>
+    <w:rsid w:val="00A10FD9"/>
+    <w:rPr>
+      <w:rFonts w:cstheme="majorBidi" w:eastAsiaTheme="majorEastAsia"/>
+      <w:color w:themeColor="text1" w:themeTint="A6" w:val="595959"/>
+      <w:spacing w:val="15"/>
+      <w:sz w:val="28"/>
+      <w:szCs w:val="28"/>
+    </w:rPr>
+  </w:style>
+  <w:style w:customStyle="1" w:styleId="Author" w:type="paragraph">
+    <w:name w:val="Author"/>
+    <w:basedOn w:val="Title"/>
+    <w:next w:val="BodyText"/>
+    <w:qFormat/>
+    <w:pPr>
+      <w:keepNext/>
+      <w:keepLines/>
+    </w:pPr>
+    <w:rPr>
+      <w:sz w:val="24"/>
+      <w:szCs w:val="24"/>
+    </w:rPr>
+  </w:style>
+  <w:style w:styleId="Date" w:type="paragraph">
+    <w:name w:val="Date"/>
+    <w:basedOn w:val="Title"/>
+    <w:next w:val="BodyText"/>
+    <w:qFormat/>
+    <w:pPr>
+      <w:keepNext/>
+      <w:keepLines/>
+    </w:pPr>
+    <w:rPr>
+      <w:sz w:val="24"/>
+      <w:szCs w:val="24"/>
+    </w:rPr>
+  </w:style>
+  <w:style w:customStyle="1" w:styleId="AbstractTitle" w:type="paragraph">
+    <w:name w:val="Abstract Title"/>
+    <w:basedOn w:val="Normal"/>
+    <w:next w:val="Abstract"/>
+    <w:qFormat/>
+    <w:pPr>
+      <w:keepNext/>
+      <w:keepLines/>
+      <w:spacing w:after="0" w:before="300"/>
+      <w:jc w:val="center"/>
+    </w:pPr>
+    <w:rPr>
+      <w:b/>
+      <w:sz w:val="20"/>
+      <w:szCs w:val="20"/>
+    </w:rPr>
+  </w:style>
+  <w:style w:customStyle="1" w:styleId="Abstract" w:type="paragraph">
+    <w:name w:val="Abstract"/>
+    <w:basedOn w:val="Normal"/>
+    <w:next w:val="BodyText"/>
+    <w:qFormat/>
+    <w:pPr>
+      <w:keepNext/>
+      <w:keepLines/>
+      <w:spacing w:after="300" w:before="100"/>
+    </w:pPr>
+    <w:rPr>
+      <w:sz w:val="20"/>
+      <w:szCs w:val="20"/>
+    </w:rPr>
+  </w:style>
+  <w:style w:styleId="Bibliography" w:type="paragraph">
+    <w:name w:val="Bibliography"/>
+    <w:basedOn w:val="Normal"/>
+    <w:next w:val="Bibliography"/>
+    <w:qFormat/>
+    <w:pPr/>
+    <w:rPr/>
+  </w:style>
+  <w:style w:styleId="Heading1" w:type="paragraph">
+    <w:name w:val="heading 1"/>
+    <w:basedOn w:val="Normal"/>
+    <w:next w:val="BodyText"/>
+    <w:link w:val="Heading1Char"/>
+    <w:uiPriority w:val="9"/>
+    <w:qFormat/>
+    <w:rsid w:val="00A10FD9"/>
+    <w:pPr>
+      <w:keepNext/>
+      <w:keepLines/>
+      <w:spacing w:after="80" w:before="360"/>
+      <w:outlineLvl w:val="0"/>
+    </w:pPr>
+    <w:rPr>
+      <w:rFonts w:asciiTheme="majorHAnsi" w:cstheme="majorBidi" w:eastAsiaTheme="majorEastAsia" w:hAnsiTheme="majorHAnsi"/>
+      <w:color w:themeColor="accent1" w:themeShade="BF" w:val="0F4761"/>
+      <w:sz w:val="40"/>
+      <w:szCs w:val="40"/>
+    </w:rPr>
+  </w:style>
+  <w:style w:styleId="Heading2" w:type="paragraph">
+    <w:name w:val="heading 2"/>
+    <w:basedOn w:val="Normal"/>
+    <w:next w:val="BodyText"/>
+    <w:link w:val="Heading2Char"/>
+    <w:uiPriority w:val="9"/>
+    <w:semiHidden/>
+    <w:unhideWhenUsed/>
+    <w:qFormat/>
+    <w:rsid w:val="00A10FD9"/>
+    <w:pPr>
+      <w:keepNext/>
+      <w:keepLines/>
+      <w:spacing w:after="80" w:before="160"/>
+      <w:outlineLvl w:val="1"/>
+    </w:pPr>
+    <w:rPr>
+      <w:rFonts w:asciiTheme="majorHAnsi" w:cstheme="majorBidi" w:eastAsiaTheme="majorEastAsia" w:hAnsiTheme="majorHAnsi"/>
+      <w:color w:themeColor="accent1" w:themeShade="BF" w:val="0F4761"/>
+      <w:sz w:val="32"/>
+      <w:szCs w:val="32"/>
+    </w:rPr>
+  </w:style>
+  <w:style w:styleId="Heading3" w:type="paragraph">
+    <w:name w:val="heading 3"/>
+    <w:basedOn w:val="Normal"/>
+    <w:next w:val="BodyText"/>
+    <w:link w:val="Heading3Char"/>
+    <w:uiPriority w:val="9"/>
+    <w:semiHidden/>
+    <w:unhideWhenUsed/>
+    <w:qFormat/>
+    <w:rsid w:val="00A10FD9"/>
+    <w:pPr>
+      <w:keepNext/>
+      <w:keepLines/>
+      <w:spacing w:after="80" w:before="160"/>
+      <w:outlineLvl w:val="2"/>
+    </w:pPr>
+    <w:rPr>
+      <w:rFonts w:cstheme="majorBidi" w:eastAsiaTheme="majorEastAsia"/>
+      <w:color w:themeColor="accent1" w:themeShade="BF" w:val="0F4761"/>
+      <w:sz w:val="28"/>
+      <w:szCs w:val="28"/>
+    </w:rPr>
+  </w:style>
+  <w:style w:styleId="Heading4" w:type="paragraph">
+    <w:name w:val="heading 4"/>
+    <w:basedOn w:val="Normal"/>
+    <w:next w:val="BodyText"/>
+    <w:link w:val="Heading4Char"/>
+    <w:uiPriority w:val="9"/>
+    <w:semiHidden/>
+    <w:unhideWhenUsed/>
+    <w:qFormat/>
+    <w:rsid w:val="00A10FD9"/>
+    <w:pPr>
+      <w:keepNext/>
+      <w:keepLines/>
+      <w:spacing w:after="40" w:before="80"/>
+      <w:outlineLvl w:val="3"/>
+    </w:pPr>
+    <w:rPr>
+      <w:rFonts w:cstheme="majorBidi" w:eastAsiaTheme="majorEastAsia"/>
+      <w:i/>
+      <w:iCs/>
+      <w:color w:themeColor="accent1" w:themeShade="BF" w:val="0F4761"/>
+    </w:rPr>
+  </w:style>
+  <w:style w:styleId="Heading5" w:type="paragraph">
+    <w:name w:val="heading 5"/>
+    <w:basedOn w:val="Normal"/>
+    <w:next w:val="BodyText"/>
+    <w:link w:val="Heading5Char"/>
+    <w:uiPriority w:val="9"/>
+    <w:semiHidden/>
+    <w:unhideWhenUsed/>
+    <w:qFormat/>
+    <w:rsid w:val="00A10FD9"/>
+    <w:pPr>
+      <w:keepNext/>
+      <w:keepLines/>
+      <w:spacing w:after="40" w:before="80"/>
+      <w:outlineLvl w:val="4"/>
+    </w:pPr>
+    <w:rPr>
+      <w:rFonts w:cstheme="majorBidi" w:eastAsiaTheme="majorEastAsia"/>
+      <w:color w:themeColor="accent1" w:themeShade="BF" w:val="0F4761"/>
+    </w:rPr>
+  </w:style>
+  <w:style w:styleId="Heading6" w:type="paragraph">
+    <w:name w:val="heading 6"/>
+    <w:basedOn w:val="Normal"/>
+    <w:next w:val="BodyText"/>
+    <w:link w:val="Heading6Char"/>
+    <w:uiPriority w:val="9"/>
+    <w:semiHidden/>
+    <w:unhideWhenUsed/>
+    <w:qFormat/>
+    <w:rsid w:val="00A10FD9"/>
+    <w:pPr>
+      <w:keepNext/>
+      <w:keepLines/>
+      <w:spacing w:after="0" w:before="40"/>
+      <w:outlineLvl w:val="5"/>
+    </w:pPr>
+    <w:rPr>
+      <w:rFonts w:cstheme="majorBidi" w:eastAsiaTheme="majorEastAsia"/>
+      <w:i/>
+      <w:iCs/>
+      <w:color w:themeColor="text1" w:themeTint="A6" w:val="595959"/>
+    </w:rPr>
+  </w:style>
+  <w:style w:styleId="Heading7" w:type="paragraph">
+    <w:name w:val="heading 7"/>
+    <w:basedOn w:val="Normal"/>
+    <w:next w:val="BodyText"/>
+    <w:link w:val="Heading7Char"/>
+    <w:uiPriority w:val="9"/>
+    <w:semiHidden/>
+    <w:unhideWhenUsed/>
+    <w:qFormat/>
+    <w:rsid w:val="00A10FD9"/>
+    <w:pPr>
+      <w:keepNext/>
+      <w:keepLines/>
+      <w:spacing w:after="0" w:before="40"/>
+      <w:outlineLvl w:val="6"/>
+    </w:pPr>
+    <w:rPr>
+      <w:rFonts w:cstheme="majorBidi" w:eastAsiaTheme="majorEastAsia"/>
+      <w:color w:themeColor="text1" w:themeTint="A6" w:val="595959"/>
+    </w:rPr>
+  </w:style>
+  <w:style w:styleId="Heading8" w:type="paragraph">
+    <w:name w:val="heading 8"/>
+    <w:basedOn w:val="Normal"/>
+    <w:next w:val="BodyText"/>
+    <w:link w:val="Heading8Char"/>
+    <w:uiPriority w:val="9"/>
+    <w:semiHidden/>
+    <w:unhideWhenUsed/>
+    <w:qFormat/>
+    <w:rsid w:val="00A10FD9"/>
+    <w:pPr>
+      <w:keepNext/>
+      <w:keepLines/>
+      <w:spacing w:after="0"/>
+      <w:outlineLvl w:val="7"/>
+    </w:pPr>
+    <w:rPr>
+      <w:rFonts w:cstheme="majorBidi" w:eastAsiaTheme="majorEastAsia"/>
+      <w:i/>
+      <w:iCs/>
+      <w:color w:themeColor="text1" w:themeTint="D8" w:val="272727"/>
+    </w:rPr>
+  </w:style>
+  <w:style w:styleId="Heading9" w:type="paragraph">
+    <w:name w:val="heading 9"/>
+    <w:basedOn w:val="Normal"/>
+    <w:next w:val="BodyText"/>
+    <w:link w:val="Heading9Char"/>
+    <w:uiPriority w:val="9"/>
+    <w:semiHidden/>
+    <w:unhideWhenUsed/>
+    <w:qFormat/>
+    <w:rsid w:val="00A10FD9"/>
+    <w:pPr>
+      <w:keepNext/>
+      <w:keepLines/>
+      <w:spacing w:after="0"/>
+      <w:outlineLvl w:val="8"/>
+    </w:pPr>
+    <w:rPr>
+      <w:rFonts w:cstheme="majorBidi" w:eastAsiaTheme="majorEastAsia"/>
+      <w:color w:themeColor="text1" w:themeTint="D8" w:val="272727"/>
+    </w:rPr>
+  </w:style>
+  <w:style w:customStyle="1" w:styleId="Heading1Char" w:type="character">
+    <w:name w:val="Heading 1 Char"/>
+    <w:basedOn w:val="DefaultParagraphFont"/>
+    <w:link w:val="Heading1"/>
+    <w:uiPriority w:val="9"/>
+    <w:rsid w:val="00A10FD9"/>
+    <w:rPr>
+      <w:rFonts w:asciiTheme="majorHAnsi" w:cstheme="majorBidi" w:eastAsiaTheme="majorEastAsia" w:hAnsiTheme="majorHAnsi"/>
+      <w:color w:themeColor="accent1" w:themeShade="BF" w:val="0F4761"/>
+      <w:sz w:val="40"/>
+      <w:szCs w:val="40"/>
+    </w:rPr>
+  </w:style>
+  <w:style w:customStyle="1" w:styleId="Heading2Char" w:type="character">
+    <w:name w:val="Heading 2 Char"/>
+    <w:basedOn w:val="DefaultParagraphFont"/>
+    <w:link w:val="Heading2"/>
+    <w:uiPriority w:val="9"/>
+    <w:semiHidden/>
+    <w:rsid w:val="00A10FD9"/>
+    <w:rPr>
+      <w:rFonts w:asciiTheme="majorHAnsi" w:cstheme="majorBidi" w:eastAsiaTheme="majorEastAsia" w:hAnsiTheme="majorHAnsi"/>
+      <w:color w:themeColor="accent1" w:themeShade="BF" w:val="0F4761"/>
+      <w:sz w:val="32"/>
+      <w:szCs w:val="32"/>
+    </w:rPr>
+  </w:style>
+  <w:style w:customStyle="1" w:styleId="Heading3Char" w:type="character">
+    <w:name w:val="Heading 3 Char"/>
+    <w:basedOn w:val="DefaultParagraphFont"/>
+    <w:link w:val="Heading3"/>
+    <w:uiPriority w:val="9"/>
+    <w:semiHidden/>
+    <w:rsid w:val="00A10FD9"/>
+    <w:rPr>
+      <w:rFonts w:cstheme="majorBidi" w:eastAsiaTheme="majorEastAsia"/>
+      <w:color w:themeColor="accent1" w:themeShade="BF" w:val="0F4761"/>
+      <w:sz w:val="28"/>
+      <w:szCs w:val="28"/>
+    </w:rPr>
+  </w:style>
+  <w:style w:customStyle="1" w:styleId="Heading4Char" w:type="character">
+    <w:name w:val="Heading 4 Char"/>
+    <w:basedOn w:val="DefaultParagraphFont"/>
+    <w:link w:val="Heading4"/>
+    <w:uiPriority w:val="9"/>
+    <w:semiHidden/>
+    <w:rsid w:val="00A10FD9"/>
+    <w:rPr>
+      <w:rFonts w:cstheme="majorBidi" w:eastAsiaTheme="majorEastAsia"/>
+      <w:i/>
+      <w:iCs/>
+      <w:color w:themeColor="accent1" w:themeShade="BF" w:val="0F4761"/>
+    </w:rPr>
+  </w:style>
+  <w:style w:customStyle="1" w:styleId="Heading5Char" w:type="character">
+    <w:name w:val="Heading 5 Char"/>
+    <w:basedOn w:val="DefaultParagraphFont"/>
+    <w:link w:val="Heading5"/>
+    <w:uiPriority w:val="9"/>
+    <w:semiHidden/>
+    <w:rsid w:val="00A10FD9"/>
+    <w:rPr>
+      <w:rFonts w:cstheme="majorBidi" w:eastAsiaTheme="majorEastAsia"/>
+      <w:color w:themeColor="accent1" w:themeShade="BF" w:val="0F4761"/>
+    </w:rPr>
+  </w:style>
+  <w:style w:customStyle="1" w:styleId="Heading6Char" w:type="character">
+    <w:name w:val="Heading 6 Char"/>
+    <w:basedOn w:val="DefaultParagraphFont"/>
+    <w:link w:val="Heading6"/>
+    <w:uiPriority w:val="9"/>
+    <w:semiHidden/>
+    <w:rsid w:val="00A10FD9"/>
+    <w:rPr>
+      <w:rFonts w:cstheme="majorBidi" w:eastAsiaTheme="majorEastAsia"/>
+      <w:i/>
+      <w:iCs/>
+      <w:color w:themeColor="text1" w:themeTint="A6" w:val="595959"/>
+    </w:rPr>
+  </w:style>
+  <w:style w:customStyle="1" w:styleId="Heading7Char" w:type="character">
+    <w:name w:val="Heading 7 Char"/>
+    <w:basedOn w:val="DefaultParagraphFont"/>
+    <w:link w:val="Heading7"/>
+    <w:uiPriority w:val="9"/>
+    <w:semiHidden/>
+    <w:rsid w:val="00A10FD9"/>
+    <w:rPr>
+      <w:rFonts w:cstheme="majorBidi" w:eastAsiaTheme="majorEastAsia"/>
+      <w:color w:themeColor="text1" w:themeTint="A6" w:val="595959"/>
+    </w:rPr>
+  </w:style>
+  <w:style w:customStyle="1" w:styleId="Heading8Char" w:type="character">
+    <w:name w:val="Heading 8 Char"/>
+    <w:basedOn w:val="DefaultParagraphFont"/>
+    <w:link w:val="Heading8"/>
+    <w:uiPriority w:val="9"/>
+    <w:semiHidden/>
+    <w:rsid w:val="00A10FD9"/>
+    <w:rPr>
+      <w:rFonts w:cstheme="majorBidi" w:eastAsiaTheme="majorEastAsia"/>
+      <w:i/>
+      <w:iCs/>
+      <w:color w:themeColor="text1" w:themeTint="D8" w:val="272727"/>
+    </w:rPr>
+  </w:style>
+  <w:style w:customStyle="1" w:styleId="Heading9Char" w:type="character">
+    <w:name w:val="Heading 9 Char"/>
+    <w:basedOn w:val="DefaultParagraphFont"/>
+    <w:link w:val="Heading9"/>
+    <w:uiPriority w:val="9"/>
+    <w:semiHidden/>
+    <w:rsid w:val="00A10FD9"/>
+    <w:rPr>
+      <w:rFonts w:cstheme="majorBidi" w:eastAsiaTheme="majorEastAsia"/>
+      <w:color w:themeColor="text1" w:themeTint="D8" w:val="272727"/>
+    </w:rPr>
+  </w:style>
+  <w:style w:styleId="BlockText" w:type="paragraph">
+    <w:name w:val="Block Text"/>
+    <w:basedOn w:val="BodyText"/>
+    <w:next w:val="BodyText"/>
+    <w:uiPriority w:val="9"/>
+    <w:unhideWhenUsed/>
+    <w:qFormat/>
+    <w:pPr>
+      <w:spacing w:after="100" w:before="100"/>
+      <w:ind w:firstLine="0" w:left="480" w:right="480"/>
+    </w:pPr>
+  </w:style>
+  <w:style w:styleId="FootnoteText" w:type="paragraph">
+    <w:name w:val="Footnote Text"/>
+    <w:basedOn w:val="Normal"/>
+    <w:next w:val="FootnoteText"/>
+    <w:uiPriority w:val="9"/>
+    <w:unhideWhenUsed/>
+    <w:qFormat/>
+  </w:style>
+  <w:style w:styleId="FootnoteBlockText" w:type="paragraph">
+    <w:name w:val="Footnote Block Text"/>
+    <w:basedOn w:val="FootnoteText"/>
+    <w:next w:val="FootnoteText"/>
+    <w:uiPriority w:val="9"/>
+    <w:unhideWhenUsed/>
+    <w:qFormat/>
+    <w:pPr>
+      <w:spacing w:after="100" w:before="100"/>
+      <w:ind w:firstLine="0" w:left="480" w:right="480"/>
+    </w:pPr>
+  </w:style>
+  <w:style w:default="1" w:styleId="DefaultParagraphFont" w:type="character">
+    <w:name w:val="Default Paragraph Font"/>
+    <w:semiHidden/>
+    <w:unhideWhenUsed/>
+  </w:style>
+  <w:style w:default="1" w:styleId="Table" w:type="table">
+    <w:name w:val="Table"/>
+    <w:basedOn w:val="TableNormal"/>
+    <w:semiHidden/>
+    <w:unhideWhenUsed/>
+    <w:qFormat/>
+    <w:tblPr>
+      <w:tblInd w:type="dxa" w:w="0"/>
+      <w:tblCellMar>
+        <w:top w:type="dxa" w:w="0"/>
+        <w:left w:type="dxa" w:w="108"/>
+        <w:bottom w:type="dxa" w:w="0"/>
+        <w:right w:type="dxa" w:w="108"/>
+      </w:tblCellMar>
+    </w:tblPr>
+    <w:rPr>
+      <w:sz w:val="18"/>
+      <w:szCs w:val="18"/>
+    </w:rPr>
+    <w:tblStylePr w:type="firstRow">
+      <w:tcPr>
+        <w:tcBorders>
+          <w:bottom w:val="single"/>
+        </w:tcBorders>
+        <w:vAlign w:val="bottom"/>
+      </w:tcPr>
+    </w:tblStylePr>
+  </w:style>
+  <w:style w:customStyle="1" w:styleId="DefinitionTerm" w:type="paragraph">
+    <w:name w:val="Definition Term"/>
+    <w:basedOn w:val="Normal"/>
+    <w:next w:val="Definition"/>
+    <w:pPr>
+      <w:keepNext/>
+      <w:keepLines/>
+      <w:spacing w:after="0"/>
+    </w:pPr>
+    <w:rPr>
+      <w:b/>
+    </w:rPr>
+  </w:style>
+  <w:style w:customStyle="1" w:styleId="Definition" w:type="paragraph">
+    <w:name w:val="Definition"/>
+    <w:basedOn w:val="Normal"/>
+  </w:style>
+  <w:style w:styleId="Caption" w:type="paragraph">
+    <w:name w:val="Caption"/>
+    <w:basedOn w:val="Normal"/>
+    <w:link w:val="BodyTextChar"/>
+    <w:pPr>
+      <w:spacing w:after="120" w:before="0"/>
+    </w:pPr>
+    <w:rPr>
+      <w:i/>
+    </w:rPr>
+  </w:style>
+  <w:style w:customStyle="1" w:styleId="TableCaption" w:type="paragraph">
+    <w:name w:val="Table Caption"/>
+    <w:basedOn w:val="Caption"/>
+    <w:pPr>
+      <w:keepNext/>
+    </w:pPr>
+  </w:style>
+  <w:style w:customStyle="1" w:styleId="ImageCaption" w:type="paragraph">
+    <w:name w:val="Image Caption"/>
+    <w:basedOn w:val="Caption"/>
+  </w:style>
+  <w:style w:customStyle="1" w:styleId="Figure" w:type="paragraph">
+    <w:name w:val="Figure"/>
+    <w:basedOn w:val="Normal"/>
+  </w:style>
+  <w:style w:customStyle="1" w:styleId="CaptionedFigure" w:type="paragraph">
+    <w:name w:val="Captioned Figure"/>
+    <w:basedOn w:val="Figure"/>
+    <w:pPr>
+      <w:keepNext/>
+    </w:pPr>
+  </w:style>
+  <w:style w:customStyle="1" w:styleId="BodyTextChar" w:type="character">
+    <w:name w:val="Body Text Char"/>
+    <w:basedOn w:val="DefaultParagraphFont"/>
+    <w:link w:val="BodyText"/>
+  </w:style>
+  <w:style w:customStyle="1" w:styleId="VerbatimChar" w:type="character">
+    <w:name w:val="Verbatim Char"/>
+    <w:basedOn w:val="BodyTextChar"/>
+    <w:rPr>
+      <w:rFonts w:ascii="Consolas" w:hAnsi="Consolas"/>
+      <w:sz w:val="22"/>
+    </w:rPr>
+  </w:style>
+  <w:style w:customStyle="1" w:styleId="SectionNumber" w:type="character">
+    <w:name w:val="Section Number"/>
+    <w:basedOn w:val="BodyTextChar"/>
+  </w:style>
+  <w:style w:styleId="FootnoteReference" w:type="character">
+    <w:name w:val="Footnote Reference"/>
+    <w:basedOn w:val="BodyTextChar"/>
+    <w:rPr>
+      <w:vertAlign w:val="superscript"/>
+    </w:rPr>
+  </w:style>
+  <w:style w:styleId="Hyperlink" w:type="character">
+    <w:name w:val="Hyperlink"/>
+    <w:basedOn w:val="BodyTextChar"/>
+    <w:rPr>
+      <w:color w:themeColor="accent1" w:val="4F81BD"/>
+    </w:rPr>
+  </w:style>
+  <w:style w:styleId="TOCHeading" w:type="paragraph">
+    <w:name w:val="TOC Heading"/>
+    <w:basedOn w:val="Heading1"/>
+    <w:next w:val="BodyText"/>
+    <w:uiPriority w:val="39"/>
+    <w:unhideWhenUsed/>
+    <w:qFormat/>
+    <w:pPr>
+      <w:spacing w:before="240" w:line="259" w:lineRule="auto"/>
+      <w:outlineLvl w:val="9"/>
+    </w:pPr>
+    <w:rPr>
+      <w:rFonts w:asciiTheme="majorHAnsi" w:cstheme="majorBidi" w:eastAsiaTheme="majorEastAsia" w:hAnsiTheme="majorHAnsi"/>
+      <w:b w:val="0"/>
+      <w:bCs w:val="0"/>
+      <w:color w:themeColor="accent1" w:themeShade="BF" w:val="365F91"/>
+    </w:rPr>
+  </w:style>
+  <w:style w:customStyle="1" w:styleId="SourceCode" w:type="paragraph">
+    <w:name w:val="Source Code"/>
+    <w:basedOn w:val="Normal"/>
+    <w:link w:val="VerbatimChar"/>
+    <w:pPr>
+      <w:wordWrap w:val="off"/>
+    </w:pPr>
+  </w:style>
+  <w:style w:customStyle="1" w:styleId="KeywordTok" w:type="character">
+    <w:name w:val="KeywordTok"/>
+    <w:basedOn w:val="VerbatimChar"/>
+    <w:rPr>
+      <w:b/>
+      <w:color w:val="007020"/>
+    </w:rPr>
+  </w:style>
+  <w:style w:customStyle="1" w:styleId="DataTypeTok" w:type="character">
+    <w:name w:val="DataTypeTok"/>
+    <w:basedOn w:val="VerbatimChar"/>
+    <w:rPr>
+      <w:color w:val="902000"/>
+    </w:rPr>
+  </w:style>
+  <w:style w:customStyle="1" w:styleId="DecValTok" w:type="character">
+    <w:name w:val="DecValTok"/>
+    <w:basedOn w:val="VerbatimChar"/>
+    <w:rPr>
+      <w:color w:val="40a070"/>
+    </w:rPr>
+  </w:style>
+  <w:style w:customStyle="1" w:styleId="BaseNTok" w:type="character">
+    <w:name w:val="BaseNTok"/>
+    <w:basedOn w:val="VerbatimChar"/>
+    <w:rPr>
+      <w:color w:val="40a070"/>
+    </w:rPr>
+  </w:style>
+  <w:style w:customStyle="1" w:styleId="FloatTok" w:type="character">
+    <w:name w:val="FloatTok"/>
+    <w:basedOn w:val="VerbatimChar"/>
+    <w:rPr>
+      <w:color w:val="40a070"/>
+    </w:rPr>
+  </w:style>
+  <w:style w:customStyle="1" w:styleId="ConstantTok" w:type="character">
+    <w:name w:val="ConstantTok"/>
+    <w:basedOn w:val="VerbatimChar"/>
+    <w:rPr>
+      <w:color w:val="880000"/>
+    </w:rPr>
+  </w:style>
+  <w:style w:customStyle="1" w:styleId="CharTok" w:type="character">
+    <w:name w:val="CharTok"/>
+    <w:basedOn w:val="VerbatimChar"/>
+    <w:rPr>
+      <w:color w:val="4070a0"/>
+    </w:rPr>
+  </w:style>
+  <w:style w:customStyle="1" w:styleId="SpecialCharTok" w:type="character">
+    <w:name w:val="SpecialCharTok"/>
+    <w:basedOn w:val="VerbatimChar"/>
+    <w:rPr>
+      <w:color w:val="4070a0"/>
+    </w:rPr>
+  </w:style>
+  <w:style w:customStyle="1" w:styleId="StringTok" w:type="character">
+    <w:name w:val="StringTok"/>
+    <w:basedOn w:val="VerbatimChar"/>
+    <w:rPr>
+      <w:color w:val="4070a0"/>
+    </w:rPr>
+  </w:style>
+  <w:style w:customStyle="1" w:styleId="VerbatimStringTok" w:type="character">
+    <w:name w:val="VerbatimStringTok"/>
+    <w:basedOn w:val="VerbatimChar"/>
+    <w:rPr>
+      <w:color w:val="4070a0"/>
+    </w:rPr>
+  </w:style>
+  <w:style w:customStyle="1" w:styleId="SpecialStringTok" w:type="character">
+    <w:name w:val="SpecialStringTok"/>
+    <w:basedOn w:val="VerbatimChar"/>
+    <w:rPr>
+      <w:color w:val="bb6688"/>
+    </w:rPr>
+  </w:style>
+  <w:style w:customStyle="1" w:styleId="ImportTok" w:type="character">
+    <w:name w:val="ImportTok"/>
+    <w:basedOn w:val="VerbatimChar"/>
+    <w:rPr>
+      <w:b/>
+      <w:color w:val="008000"/>
+    </w:rPr>
+  </w:style>
+  <w:style w:customStyle="1" w:styleId="CommentTok" w:type="character">
+    <w:name w:val="CommentTok"/>
+    <w:basedOn w:val="VerbatimChar"/>
+    <w:rPr>
+      <w:i/>
+      <w:color w:val="60a0b0"/>
+    </w:rPr>
+  </w:style>
+  <w:style w:customStyle="1" w:styleId="DocumentationTok" w:type="character">
+    <w:name w:val="DocumentationTok"/>
+    <w:basedOn w:val="VerbatimChar"/>
+    <w:rPr>
+      <w:i/>
+      <w:color w:val="ba2121"/>
+    </w:rPr>
+  </w:style>
+  <w:style w:customStyle="1" w:styleId="AnnotationTok" w:type="character">
+    <w:name w:val="AnnotationTok"/>
+    <w:basedOn w:val="VerbatimChar"/>
+    <w:rPr>
+      <w:b/>
+      <w:i/>
+      <w:color w:val="60a0b0"/>
+    </w:rPr>
+  </w:style>
+  <w:style w:customStyle="1" w:styleId="CommentVarTok" w:type="character">
+    <w:name w:val="CommentVarTok"/>
+    <w:basedOn w:val="VerbatimChar"/>
+    <w:rPr>
+      <w:b/>
+      <w:i/>
+      <w:color w:val="60a0b0"/>
+    </w:rPr>
+  </w:style>
+  <w:style w:customStyle="1" w:styleId="OtherTok" w:type="character">
+    <w:name w:val="OtherTok"/>
+    <w:basedOn w:val="VerbatimChar"/>
+    <w:rPr>
+      <w:color w:val="007020"/>
+    </w:rPr>
+  </w:style>
+  <w:style w:customStyle="1" w:styleId="FunctionTok" w:type="character">
+    <w:name w:val="FunctionTok"/>
+    <w:basedOn w:val="VerbatimChar"/>
+    <w:rPr>
+      <w:color w:val="06287e"/>
+    </w:rPr>
+  </w:style>
+  <w:style w:customStyle="1" w:styleId="VariableTok" w:type="character">
+    <w:name w:val="VariableTok"/>
+    <w:basedOn w:val="VerbatimChar"/>
+    <w:rPr>
+      <w:color w:val="19177c"/>
+    </w:rPr>
+  </w:style>
+  <w:style w:customStyle="1" w:styleId="ControlFlowTok" w:type="character">
+    <w:name w:val="ControlFlowTok"/>
+    <w:basedOn w:val="VerbatimChar"/>
+    <w:rPr>
+      <w:b/>
+      <w:color w:val="007020"/>
+    </w:rPr>
+  </w:style>
+  <w:style w:customStyle="1" w:styleId="OperatorTok" w:type="character">
+    <w:name w:val="OperatorTok"/>
+    <w:basedOn w:val="VerbatimChar"/>
+    <w:rPr>
+      <w:color w:val="666666"/>
+    </w:rPr>
+  </w:style>
+  <w:style w:customStyle="1" w:styleId="BuiltInTok" w:type="character">
+    <w:name w:val="BuiltInTok"/>
+    <w:basedOn w:val="VerbatimChar"/>
+    <w:rPr>
+      <w:color w:val="008000"/>
+    </w:rPr>
+  </w:style>
+  <w:style w:customStyle="1" w:styleId="ExtensionTok" w:type="character">
+    <w:name w:val="ExtensionTok"/>
+    <w:basedOn w:val="VerbatimChar"/>
+    <w:rPr/>
+  </w:style>
+  <w:style w:customStyle="1" w:styleId="PreprocessorTok" w:type="character">
+    <w:name w:val="PreprocessorTok"/>
+    <w:basedOn w:val="VerbatimChar"/>
+    <w:rPr>
+      <w:color w:val="bc7a00"/>
+    </w:rPr>
+  </w:style>
+  <w:style w:customStyle="1" w:styleId="AttributeTok" w:type="character">
+    <w:name w:val="AttributeTok"/>
+    <w:basedOn w:val="VerbatimChar"/>
+    <w:rPr>
+      <w:color w:val="7d9029"/>
+    </w:rPr>
+  </w:style>
+  <w:style w:customStyle="1" w:styleId="RegionMarkerTok" w:type="character">
+    <w:name w:val="RegionMarkerTok"/>
+    <w:basedOn w:val="VerbatimChar"/>
+    <w:rPr/>
+  </w:style>
+  <w:style w:customStyle="1" w:styleId="InformationTok" w:type="character">
+    <w:name w:val="InformationTok"/>
+    <w:basedOn w:val="VerbatimChar"/>
+    <w:rPr>
+      <w:b/>
+      <w:i/>
+      <w:color w:val="60a0b0"/>
+    </w:rPr>
+  </w:style>
+  <w:style w:customStyle="1" w:styleId="WarningTok" w:type="character">
+    <w:name w:val="WarningTok"/>
+    <w:basedOn w:val="VerbatimChar"/>
+    <w:rPr>
+      <w:b/>
+      <w:i/>
+      <w:color w:val="60a0b0"/>
+    </w:rPr>
+  </w:style>
+  <w:style w:customStyle="1" w:styleId="AlertTok" w:type="character">
+    <w:name w:val="AlertTok"/>
+    <w:basedOn w:val="VerbatimChar"/>
+    <w:rPr>
+      <w:b/>
+      <w:color w:val="ff0000"/>
+    </w:rPr>
+  </w:style>
+  <w:style w:customStyle="1" w:styleId="ErrorTok" w:type="character">
+    <w:name w:val="ErrorTok"/>
+    <w:basedOn w:val="VerbatimChar"/>
+    <w:rPr>
+      <w:b/>
+      <w:color w:val="ff0000"/>
+    </w:rPr>
+  </w:style>
+  <w:style w:customStyle="1" w:styleId="NormalTok" w:type="character">
+    <w:name w:val="NormalTok"/>
+    <w:basedOn w:val="VerbatimChar"/>
+    <w:rPr/>
+  </w:style>
+</w:styles>
 </file>
 
 <file path=word/theme/theme1.xml><?xml version="1.0" encoding="utf-8"?>
